--- a/DOC/KH/NF-DOC-008_API និងមូលដ្ឋានទិន្នន័យ_KH.docx
+++ b/DOC/KH/NF-DOC-008_API និងមូលដ្ឋានទិន្នន័យ_KH.docx
@@ -627,6 +627,34 @@
           <w:color w:val="0B1F2E"/>
           <w:sz w:val="22"/>
         </w:rPr>
+        <w:t>Endpoint PayWay</w:t>
+      </w:r>
+    </w:p>
+    <w:p>
+      <w:pPr>
+        <w:tabs>
+          <w:tab w:pos="9360" w:val="right" w:leader="hyphen"/>
+        </w:tabs>
+        <w:spacing w:after="80"/>
+      </w:pPr>
+      <w:r>
+        <w:rPr>
+          <w:rFonts w:ascii="Khmer OS Siemreap" w:hAnsi="Khmer OS Siemreap" w:cs="Khmer OS Siemreap"/>
+          <w:b/>
+          <w:i w:val="0"/>
+          <w:color w:val="008A7C"/>
+          <w:sz w:val="22"/>
+        </w:rPr>
+        <w:t xml:space="preserve">8.  </w:t>
+      </w:r>
+      <w:r>
+        <w:rPr>
+          <w:rFonts w:ascii="Khmer OS Siemreap" w:hAnsi="Khmer OS Siemreap" w:cs="Khmer OS Siemreap"/>
+          <w:b w:val="0"/>
+          <w:i w:val="0"/>
+          <w:color w:val="0B1F2E"/>
+          <w:sz w:val="22"/>
+        </w:rPr>
         <w:t>Schema មូលដ្ឋានទិន្នន័យ</w:t>
       </w:r>
     </w:p>
@@ -1145,6 +1173,18 @@
         <w:t>POST /api/auth/register</w:t>
       </w:r>
     </w:p>
+    <w:p>
+      <w:r>
+        <w:rPr>
+          <w:rFonts w:ascii="Khmer OS Siemreap" w:hAnsi="Khmer OS Siemreap" w:cs="Khmer OS Siemreap"/>
+          <w:b w:val="0"/>
+          <w:i w:val="0"/>
+          <w:color w:val="0B1F2E"/>
+          <w:sz w:val="21"/>
+        </w:rPr>
+        <w:t>បង្កើតគណនីជាមួយ email_verified = false។ ផ្ទៀងផ្ទាត់អ៊ីមែលជាមួយ send-otp + verify-otp មុនពេលចូល។</w:t>
+      </w:r>
+    </w:p>
     <w:tbl>
       <w:tblPr>
         <w:tblStyle w:val="TableGrid"/>
@@ -1617,6 +1657,18 @@
           <w:sz w:val="26"/>
         </w:rPr>
         <w:t>POST /api/auth/login</w:t>
+      </w:r>
+    </w:p>
+    <w:p>
+      <w:r>
+        <w:rPr>
+          <w:rFonts w:ascii="Khmer OS Siemreap" w:hAnsi="Khmer OS Siemreap" w:cs="Khmer OS Siemreap"/>
+          <w:b w:val="0"/>
+          <w:i w:val="0"/>
+          <w:color w:val="0B1F2E"/>
+          <w:sz w:val="21"/>
+        </w:rPr>
+        <w:t>Response: 200 { token, user }។ ប្រសិនបើអ៊ីមែលមិនទាន់ផ្ទៀងផ្ទាត់: 403 { error, code: 'EMAIL_NOT_VERIFIED' }។</w:t>
       </w:r>
     </w:p>
     <w:tbl>
@@ -2511,7 +2563,19 @@
           <w:color w:val="0B1F2E"/>
           <w:sz w:val="21"/>
         </w:rPr>
-        <w:t>អាប់ដេតស្ថានភាពកម្ចី។</w:t>
+        <w:t>អាប់ដេតស្ថានភាពកម្ចី។ តម្រូវតួនាទី loan-officer ឬ super-admin។</w:t>
+      </w:r>
+    </w:p>
+    <w:p>
+      <w:r>
+        <w:rPr>
+          <w:rFonts w:ascii="Khmer OS Siemreap" w:hAnsi="Khmer OS Siemreap" w:cs="Khmer OS Siemreap"/>
+          <w:b w:val="0"/>
+          <w:i w:val="0"/>
+          <w:color w:val="0B1F2E"/>
+          <w:sz w:val="21"/>
+        </w:rPr>
+        <w:t>សកម្មភាពផ្តាច់មុខ: PATCH /api/loans/:id/approve, /reject, /hold — កំណត់ត្រឹម loan-officer និង super-admin។</w:t>
       </w:r>
     </w:p>
     <w:p>
@@ -2606,6 +2670,18 @@
           <w:sz w:val="32"/>
         </w:rPr>
         <w:t>៥. Endpoint អ្នកគ្រប់គ្រង</w:t>
+      </w:r>
+    </w:p>
+    <w:p>
+      <w:r>
+        <w:rPr>
+          <w:rFonts w:ascii="Khmer OS Siemreap" w:hAnsi="Khmer OS Siemreap" w:cs="Khmer OS Siemreap"/>
+          <w:b w:val="0"/>
+          <w:i w:val="0"/>
+          <w:color w:val="0B1F2E"/>
+          <w:sz w:val="21"/>
+        </w:rPr>
+        <w:t>Endpoint ខាងក្រោមតម្រូវឱ្យមានតួនាទី loan-officer ឬ super-admin:</w:t>
       </w:r>
     </w:p>
     <w:tbl>
@@ -3056,6 +3132,92 @@
                 <w:sz w:val="19"/>
               </w:rPr>
               <w:t>ការកំណត់ប្រព័ន្ធ</w:t>
+            </w:r>
+          </w:p>
+        </w:tc>
+      </w:tr>
+      <w:tr>
+        <w:tc>
+          <w:tcPr>
+            <w:tcW w:type="dxa" w:w="2880"/>
+            <w:tcMar>
+              <w:top w:w="80" w:type="dxa"/>
+              <w:start w:w="120" w:type="dxa"/>
+              <w:bottom w:w="80" w:type="dxa"/>
+              <w:end w:w="120" w:type="dxa"/>
+            </w:tcMar>
+            <w:vAlign w:val="center"/>
+          </w:tcPr>
+          <w:p>
+            <w:pPr>
+              <w:spacing w:after="20"/>
+            </w:pPr>
+            <w:r/>
+            <w:r>
+              <w:rPr>
+                <w:rFonts w:ascii="Khmer OS Siemreap" w:hAnsi="Khmer OS Siemreap" w:cs="Khmer OS Siemreap"/>
+                <w:b w:val="0"/>
+                <w:i w:val="0"/>
+                <w:color w:val="0B1F2E"/>
+                <w:sz w:val="19"/>
+              </w:rPr>
+              <w:t>/api/tasks</w:t>
+            </w:r>
+          </w:p>
+        </w:tc>
+        <w:tc>
+          <w:tcPr>
+            <w:tcW w:type="dxa" w:w="1440"/>
+            <w:tcMar>
+              <w:top w:w="80" w:type="dxa"/>
+              <w:start w:w="120" w:type="dxa"/>
+              <w:bottom w:w="80" w:type="dxa"/>
+              <w:end w:w="120" w:type="dxa"/>
+            </w:tcMar>
+            <w:vAlign w:val="center"/>
+          </w:tcPr>
+          <w:p>
+            <w:pPr>
+              <w:spacing w:after="20"/>
+            </w:pPr>
+            <w:r/>
+            <w:r>
+              <w:rPr>
+                <w:rFonts w:ascii="Khmer OS Siemreap" w:hAnsi="Khmer OS Siemreap" w:cs="Khmer OS Siemreap"/>
+                <w:b w:val="0"/>
+                <w:i w:val="0"/>
+                <w:color w:val="0B1F2E"/>
+                <w:sz w:val="19"/>
+              </w:rPr>
+              <w:t>GET</w:t>
+            </w:r>
+          </w:p>
+        </w:tc>
+        <w:tc>
+          <w:tcPr>
+            <w:tcW w:type="dxa" w:w="4896"/>
+            <w:tcMar>
+              <w:top w:w="80" w:type="dxa"/>
+              <w:start w:w="120" w:type="dxa"/>
+              <w:bottom w:w="80" w:type="dxa"/>
+              <w:end w:w="120" w:type="dxa"/>
+            </w:tcMar>
+            <w:vAlign w:val="center"/>
+          </w:tcPr>
+          <w:p>
+            <w:pPr>
+              <w:spacing w:after="20"/>
+            </w:pPr>
+            <w:r/>
+            <w:r>
+              <w:rPr>
+                <w:rFonts w:ascii="Khmer OS Siemreap" w:hAnsi="Khmer OS Siemreap" w:cs="Khmer OS Siemreap"/>
+                <w:b w:val="0"/>
+                <w:i w:val="0"/>
+                <w:color w:val="0B1F2E"/>
+                <w:sz w:val="19"/>
+              </w:rPr>
+              <w:t>ការងារ KYC</w:t>
             </w:r>
           </w:p>
         </w:tc>
@@ -3559,7 +3721,582 @@
           <w:color w:val="0B1F2E"/>
           <w:sz w:val="32"/>
         </w:rPr>
-        <w:t>៧. Schema មូលដ្ឋានទិន្នន័យ</w:t>
+        <w:t>៧. Endpoint PayWay</w:t>
+      </w:r>
+    </w:p>
+    <w:tbl>
+      <w:tblPr>
+        <w:tblStyle w:val="TableGrid"/>
+        <w:tblW w:type="auto" w:w="0"/>
+        <w:jc w:val="center"/>
+        <w:tblLayout w:type="fixed"/>
+        <w:tblLook w:firstColumn="1" w:firstRow="1" w:lastColumn="0" w:lastRow="0" w:noHBand="0" w:noVBand="1" w:val="04A0"/>
+      </w:tblPr>
+      <w:tblGrid>
+        <w:gridCol w:w="3106"/>
+        <w:gridCol w:w="3106"/>
+        <w:gridCol w:w="3106"/>
+      </w:tblGrid>
+      <w:tr>
+        <w:tc>
+          <w:tcPr>
+            <w:tcW w:type="dxa" w:w="2880"/>
+            <w:shd w:val="clear" w:fill="0B1F2E"/>
+            <w:tcMar>
+              <w:top w:w="80" w:type="dxa"/>
+              <w:start w:w="120" w:type="dxa"/>
+              <w:bottom w:w="80" w:type="dxa"/>
+              <w:end w:w="120" w:type="dxa"/>
+            </w:tcMar>
+            <w:vAlign w:val="center"/>
+          </w:tcPr>
+          <w:p>
+            <w:pPr>
+              <w:jc w:val="left"/>
+            </w:pPr>
+            <w:r/>
+            <w:r>
+              <w:rPr>
+                <w:rFonts w:ascii="Khmer OS Siemreap" w:hAnsi="Khmer OS Siemreap" w:cs="Khmer OS Siemreap"/>
+                <w:b/>
+                <w:i w:val="0"/>
+                <w:color w:val="FFFFFF"/>
+                <w:sz w:val="19"/>
+              </w:rPr>
+              <w:t>Endpoint</w:t>
+            </w:r>
+          </w:p>
+        </w:tc>
+        <w:tc>
+          <w:tcPr>
+            <w:tcW w:type="dxa" w:w="1440"/>
+            <w:shd w:val="clear" w:fill="0B1F2E"/>
+            <w:tcMar>
+              <w:top w:w="80" w:type="dxa"/>
+              <w:start w:w="120" w:type="dxa"/>
+              <w:bottom w:w="80" w:type="dxa"/>
+              <w:end w:w="120" w:type="dxa"/>
+            </w:tcMar>
+            <w:vAlign w:val="center"/>
+          </w:tcPr>
+          <w:p>
+            <w:pPr>
+              <w:jc w:val="left"/>
+            </w:pPr>
+            <w:r/>
+            <w:r>
+              <w:rPr>
+                <w:rFonts w:ascii="Khmer OS Siemreap" w:hAnsi="Khmer OS Siemreap" w:cs="Khmer OS Siemreap"/>
+                <w:b/>
+                <w:i w:val="0"/>
+                <w:color w:val="FFFFFF"/>
+                <w:sz w:val="19"/>
+              </w:rPr>
+              <w:t>Method</w:t>
+            </w:r>
+          </w:p>
+        </w:tc>
+        <w:tc>
+          <w:tcPr>
+            <w:tcW w:type="dxa" w:w="4896"/>
+            <w:shd w:val="clear" w:fill="0B1F2E"/>
+            <w:tcMar>
+              <w:top w:w="80" w:type="dxa"/>
+              <w:start w:w="120" w:type="dxa"/>
+              <w:bottom w:w="80" w:type="dxa"/>
+              <w:end w:w="120" w:type="dxa"/>
+            </w:tcMar>
+            <w:vAlign w:val="center"/>
+          </w:tcPr>
+          <w:p>
+            <w:pPr>
+              <w:jc w:val="left"/>
+            </w:pPr>
+            <w:r/>
+            <w:r>
+              <w:rPr>
+                <w:rFonts w:ascii="Khmer OS Siemreap" w:hAnsi="Khmer OS Siemreap" w:cs="Khmer OS Siemreap"/>
+                <w:b/>
+                <w:i w:val="0"/>
+                <w:color w:val="FFFFFF"/>
+                <w:sz w:val="19"/>
+              </w:rPr>
+              <w:t>ការពិពណ៌នា</w:t>
+            </w:r>
+          </w:p>
+        </w:tc>
+      </w:tr>
+      <w:tr>
+        <w:tc>
+          <w:tcPr>
+            <w:tcW w:type="dxa" w:w="2880"/>
+            <w:tcMar>
+              <w:top w:w="80" w:type="dxa"/>
+              <w:start w:w="120" w:type="dxa"/>
+              <w:bottom w:w="80" w:type="dxa"/>
+              <w:end w:w="120" w:type="dxa"/>
+            </w:tcMar>
+            <w:vAlign w:val="center"/>
+          </w:tcPr>
+          <w:p>
+            <w:pPr>
+              <w:spacing w:after="20"/>
+            </w:pPr>
+            <w:r/>
+            <w:r>
+              <w:rPr>
+                <w:rFonts w:ascii="Khmer OS Siemreap" w:hAnsi="Khmer OS Siemreap" w:cs="Khmer OS Siemreap"/>
+                <w:b w:val="0"/>
+                <w:i w:val="0"/>
+                <w:color w:val="0B1F2E"/>
+                <w:sz w:val="19"/>
+              </w:rPr>
+              <w:t>/api/payway/generate-qr</w:t>
+            </w:r>
+          </w:p>
+        </w:tc>
+        <w:tc>
+          <w:tcPr>
+            <w:tcW w:type="dxa" w:w="1440"/>
+            <w:tcMar>
+              <w:top w:w="80" w:type="dxa"/>
+              <w:start w:w="120" w:type="dxa"/>
+              <w:bottom w:w="80" w:type="dxa"/>
+              <w:end w:w="120" w:type="dxa"/>
+            </w:tcMar>
+            <w:vAlign w:val="center"/>
+          </w:tcPr>
+          <w:p>
+            <w:pPr>
+              <w:spacing w:after="20"/>
+            </w:pPr>
+            <w:r/>
+            <w:r>
+              <w:rPr>
+                <w:rFonts w:ascii="Khmer OS Siemreap" w:hAnsi="Khmer OS Siemreap" w:cs="Khmer OS Siemreap"/>
+                <w:b w:val="0"/>
+                <w:i w:val="0"/>
+                <w:color w:val="0B1F2E"/>
+                <w:sz w:val="19"/>
+              </w:rPr>
+              <w:t>POST</w:t>
+            </w:r>
+          </w:p>
+        </w:tc>
+        <w:tc>
+          <w:tcPr>
+            <w:tcW w:type="dxa" w:w="4896"/>
+            <w:tcMar>
+              <w:top w:w="80" w:type="dxa"/>
+              <w:start w:w="120" w:type="dxa"/>
+              <w:bottom w:w="80" w:type="dxa"/>
+              <w:end w:w="120" w:type="dxa"/>
+            </w:tcMar>
+            <w:vAlign w:val="center"/>
+          </w:tcPr>
+          <w:p>
+            <w:pPr>
+              <w:spacing w:after="20"/>
+            </w:pPr>
+            <w:r/>
+            <w:r>
+              <w:rPr>
+                <w:rFonts w:ascii="Khmer OS Siemreap" w:hAnsi="Khmer OS Siemreap" w:cs="Khmer OS Siemreap"/>
+                <w:b w:val="0"/>
+                <w:i w:val="0"/>
+                <w:color w:val="0B1F2E"/>
+                <w:sz w:val="19"/>
+              </w:rPr>
+              <w:t>បង្កើតការទូទាត់ PayWay និងរក្សាទុកកំណត់ត្រា PENDING</w:t>
+            </w:r>
+          </w:p>
+        </w:tc>
+      </w:tr>
+      <w:tr>
+        <w:tc>
+          <w:tcPr>
+            <w:tcW w:type="dxa" w:w="2880"/>
+            <w:shd w:val="clear" w:fill="F4F8FA"/>
+            <w:tcMar>
+              <w:top w:w="80" w:type="dxa"/>
+              <w:start w:w="120" w:type="dxa"/>
+              <w:bottom w:w="80" w:type="dxa"/>
+              <w:end w:w="120" w:type="dxa"/>
+            </w:tcMar>
+            <w:vAlign w:val="center"/>
+          </w:tcPr>
+          <w:p>
+            <w:pPr>
+              <w:spacing w:after="20"/>
+            </w:pPr>
+            <w:r/>
+            <w:r>
+              <w:rPr>
+                <w:rFonts w:ascii="Khmer OS Siemreap" w:hAnsi="Khmer OS Siemreap" w:cs="Khmer OS Siemreap"/>
+                <w:b w:val="0"/>
+                <w:i w:val="0"/>
+                <w:color w:val="0B1F2E"/>
+                <w:sz w:val="19"/>
+              </w:rPr>
+              <w:t>/api/payway/verify-payment</w:t>
+            </w:r>
+          </w:p>
+        </w:tc>
+        <w:tc>
+          <w:tcPr>
+            <w:tcW w:type="dxa" w:w="1440"/>
+            <w:shd w:val="clear" w:fill="F4F8FA"/>
+            <w:tcMar>
+              <w:top w:w="80" w:type="dxa"/>
+              <w:start w:w="120" w:type="dxa"/>
+              <w:bottom w:w="80" w:type="dxa"/>
+              <w:end w:w="120" w:type="dxa"/>
+            </w:tcMar>
+            <w:vAlign w:val="center"/>
+          </w:tcPr>
+          <w:p>
+            <w:pPr>
+              <w:spacing w:after="20"/>
+            </w:pPr>
+            <w:r/>
+            <w:r>
+              <w:rPr>
+                <w:rFonts w:ascii="Khmer OS Siemreap" w:hAnsi="Khmer OS Siemreap" w:cs="Khmer OS Siemreap"/>
+                <w:b w:val="0"/>
+                <w:i w:val="0"/>
+                <w:color w:val="0B1F2E"/>
+                <w:sz w:val="19"/>
+              </w:rPr>
+              <w:t>POST</w:t>
+            </w:r>
+          </w:p>
+        </w:tc>
+        <w:tc>
+          <w:tcPr>
+            <w:tcW w:type="dxa" w:w="4896"/>
+            <w:shd w:val="clear" w:fill="F4F8FA"/>
+            <w:tcMar>
+              <w:top w:w="80" w:type="dxa"/>
+              <w:start w:w="120" w:type="dxa"/>
+              <w:bottom w:w="80" w:type="dxa"/>
+              <w:end w:w="120" w:type="dxa"/>
+            </w:tcMar>
+            <w:vAlign w:val="center"/>
+          </w:tcPr>
+          <w:p>
+            <w:pPr>
+              <w:spacing w:after="20"/>
+            </w:pPr>
+            <w:r/>
+            <w:r>
+              <w:rPr>
+                <w:rFonts w:ascii="Khmer OS Siemreap" w:hAnsi="Khmer OS Siemreap" w:cs="Khmer OS Siemreap"/>
+                <w:b w:val="0"/>
+                <w:i w:val="0"/>
+                <w:color w:val="0B1F2E"/>
+                <w:sz w:val="19"/>
+              </w:rPr>
+              <w:t>ពិនិត្យស្ថានភាពប្រតិបត្តិការ; សម្គាល់ APPROVED + សរសេរក្នុង ledger</w:t>
+            </w:r>
+          </w:p>
+        </w:tc>
+      </w:tr>
+      <w:tr>
+        <w:tc>
+          <w:tcPr>
+            <w:tcW w:type="dxa" w:w="2880"/>
+            <w:tcMar>
+              <w:top w:w="80" w:type="dxa"/>
+              <w:start w:w="120" w:type="dxa"/>
+              <w:bottom w:w="80" w:type="dxa"/>
+              <w:end w:w="120" w:type="dxa"/>
+            </w:tcMar>
+            <w:vAlign w:val="center"/>
+          </w:tcPr>
+          <w:p>
+            <w:pPr>
+              <w:spacing w:after="20"/>
+            </w:pPr>
+            <w:r/>
+            <w:r>
+              <w:rPr>
+                <w:rFonts w:ascii="Khmer OS Siemreap" w:hAnsi="Khmer OS Siemreap" w:cs="Khmer OS Siemreap"/>
+                <w:b w:val="0"/>
+                <w:i w:val="0"/>
+                <w:color w:val="0B1F2E"/>
+                <w:sz w:val="19"/>
+              </w:rPr>
+              <w:t>/api/payway/callback</w:t>
+            </w:r>
+          </w:p>
+        </w:tc>
+        <w:tc>
+          <w:tcPr>
+            <w:tcW w:type="dxa" w:w="1440"/>
+            <w:tcMar>
+              <w:top w:w="80" w:type="dxa"/>
+              <w:start w:w="120" w:type="dxa"/>
+              <w:bottom w:w="80" w:type="dxa"/>
+              <w:end w:w="120" w:type="dxa"/>
+            </w:tcMar>
+            <w:vAlign w:val="center"/>
+          </w:tcPr>
+          <w:p>
+            <w:pPr>
+              <w:spacing w:after="20"/>
+            </w:pPr>
+            <w:r/>
+            <w:r>
+              <w:rPr>
+                <w:rFonts w:ascii="Khmer OS Siemreap" w:hAnsi="Khmer OS Siemreap" w:cs="Khmer OS Siemreap"/>
+                <w:b w:val="0"/>
+                <w:i w:val="0"/>
+                <w:color w:val="0B1F2E"/>
+                <w:sz w:val="19"/>
+              </w:rPr>
+              <w:t>POST</w:t>
+            </w:r>
+          </w:p>
+        </w:tc>
+        <w:tc>
+          <w:tcPr>
+            <w:tcW w:type="dxa" w:w="4896"/>
+            <w:tcMar>
+              <w:top w:w="80" w:type="dxa"/>
+              <w:start w:w="120" w:type="dxa"/>
+              <w:bottom w:w="80" w:type="dxa"/>
+              <w:end w:w="120" w:type="dxa"/>
+            </w:tcMar>
+            <w:vAlign w:val="center"/>
+          </w:tcPr>
+          <w:p>
+            <w:pPr>
+              <w:spacing w:after="20"/>
+            </w:pPr>
+            <w:r/>
+            <w:r>
+              <w:rPr>
+                <w:rFonts w:ascii="Khmer OS Siemreap" w:hAnsi="Khmer OS Siemreap" w:cs="Khmer OS Siemreap"/>
+                <w:b w:val="0"/>
+                <w:i w:val="0"/>
+                <w:color w:val="0B1F2E"/>
+                <w:sz w:val="19"/>
+              </w:rPr>
+              <w:t>ABA webhook (HMAC-signed) ជាមួយការធ្វើបច្ចុប្បន្នភាព approval/decline</w:t>
+            </w:r>
+          </w:p>
+        </w:tc>
+      </w:tr>
+      <w:tr>
+        <w:tc>
+          <w:tcPr>
+            <w:tcW w:type="dxa" w:w="2880"/>
+            <w:shd w:val="clear" w:fill="F4F8FA"/>
+            <w:tcMar>
+              <w:top w:w="80" w:type="dxa"/>
+              <w:start w:w="120" w:type="dxa"/>
+              <w:bottom w:w="80" w:type="dxa"/>
+              <w:end w:w="120" w:type="dxa"/>
+            </w:tcMar>
+            <w:vAlign w:val="center"/>
+          </w:tcPr>
+          <w:p>
+            <w:pPr>
+              <w:spacing w:after="20"/>
+            </w:pPr>
+            <w:r/>
+            <w:r>
+              <w:rPr>
+                <w:rFonts w:ascii="Khmer OS Siemreap" w:hAnsi="Khmer OS Siemreap" w:cs="Khmer OS Siemreap"/>
+                <w:b w:val="0"/>
+                <w:i w:val="0"/>
+                <w:color w:val="0B1F2E"/>
+                <w:sz w:val="19"/>
+              </w:rPr>
+              <w:t>/api/payway/simulate-payment</w:t>
+            </w:r>
+          </w:p>
+        </w:tc>
+        <w:tc>
+          <w:tcPr>
+            <w:tcW w:type="dxa" w:w="1440"/>
+            <w:shd w:val="clear" w:fill="F4F8FA"/>
+            <w:tcMar>
+              <w:top w:w="80" w:type="dxa"/>
+              <w:start w:w="120" w:type="dxa"/>
+              <w:bottom w:w="80" w:type="dxa"/>
+              <w:end w:w="120" w:type="dxa"/>
+            </w:tcMar>
+            <w:vAlign w:val="center"/>
+          </w:tcPr>
+          <w:p>
+            <w:pPr>
+              <w:spacing w:after="20"/>
+            </w:pPr>
+            <w:r/>
+            <w:r>
+              <w:rPr>
+                <w:rFonts w:ascii="Khmer OS Siemreap" w:hAnsi="Khmer OS Siemreap" w:cs="Khmer OS Siemreap"/>
+                <w:b w:val="0"/>
+                <w:i w:val="0"/>
+                <w:color w:val="0B1F2E"/>
+                <w:sz w:val="19"/>
+              </w:rPr>
+              <w:t>POST</w:t>
+            </w:r>
+          </w:p>
+        </w:tc>
+        <w:tc>
+          <w:tcPr>
+            <w:tcW w:type="dxa" w:w="4896"/>
+            <w:shd w:val="clear" w:fill="F4F8FA"/>
+            <w:tcMar>
+              <w:top w:w="80" w:type="dxa"/>
+              <w:start w:w="120" w:type="dxa"/>
+              <w:bottom w:w="80" w:type="dxa"/>
+              <w:end w:w="120" w:type="dxa"/>
+            </w:tcMar>
+            <w:vAlign w:val="center"/>
+          </w:tcPr>
+          <w:p>
+            <w:pPr>
+              <w:spacing w:after="20"/>
+            </w:pPr>
+            <w:r/>
+            <w:r>
+              <w:rPr>
+                <w:rFonts w:ascii="Khmer OS Siemreap" w:hAnsi="Khmer OS Siemreap" w:cs="Khmer OS Siemreap"/>
+                <w:b w:val="0"/>
+                <w:i w:val="0"/>
+                <w:color w:val="0B1F2E"/>
+                <w:sz w:val="19"/>
+              </w:rPr>
+              <w:t>ជំនួយ sandbox ដើម្បីអនុម័តការទូទាត់សម្រាប់តេស្ត</w:t>
+            </w:r>
+          </w:p>
+        </w:tc>
+      </w:tr>
+      <w:tr>
+        <w:tc>
+          <w:tcPr>
+            <w:tcW w:type="dxa" w:w="2880"/>
+            <w:tcMar>
+              <w:top w:w="80" w:type="dxa"/>
+              <w:start w:w="120" w:type="dxa"/>
+              <w:bottom w:w="80" w:type="dxa"/>
+              <w:end w:w="120" w:type="dxa"/>
+            </w:tcMar>
+            <w:vAlign w:val="center"/>
+          </w:tcPr>
+          <w:p>
+            <w:pPr>
+              <w:spacing w:after="20"/>
+            </w:pPr>
+            <w:r/>
+            <w:r>
+              <w:rPr>
+                <w:rFonts w:ascii="Khmer OS Siemreap" w:hAnsi="Khmer OS Siemreap" w:cs="Khmer OS Siemreap"/>
+                <w:b w:val="0"/>
+                <w:i w:val="0"/>
+                <w:color w:val="0B1F2E"/>
+                <w:sz w:val="19"/>
+              </w:rPr>
+              <w:t>/api/payway/transactions</w:t>
+            </w:r>
+          </w:p>
+        </w:tc>
+        <w:tc>
+          <w:tcPr>
+            <w:tcW w:type="dxa" w:w="1440"/>
+            <w:tcMar>
+              <w:top w:w="80" w:type="dxa"/>
+              <w:start w:w="120" w:type="dxa"/>
+              <w:bottom w:w="80" w:type="dxa"/>
+              <w:end w:w="120" w:type="dxa"/>
+            </w:tcMar>
+            <w:vAlign w:val="center"/>
+          </w:tcPr>
+          <w:p>
+            <w:pPr>
+              <w:spacing w:after="20"/>
+            </w:pPr>
+            <w:r/>
+            <w:r>
+              <w:rPr>
+                <w:rFonts w:ascii="Khmer OS Siemreap" w:hAnsi="Khmer OS Siemreap" w:cs="Khmer OS Siemreap"/>
+                <w:b w:val="0"/>
+                <w:i w:val="0"/>
+                <w:color w:val="0B1F2E"/>
+                <w:sz w:val="19"/>
+              </w:rPr>
+              <w:t>GET</w:t>
+            </w:r>
+          </w:p>
+        </w:tc>
+        <w:tc>
+          <w:tcPr>
+            <w:tcW w:type="dxa" w:w="4896"/>
+            <w:tcMar>
+              <w:top w:w="80" w:type="dxa"/>
+              <w:start w:w="120" w:type="dxa"/>
+              <w:bottom w:w="80" w:type="dxa"/>
+              <w:end w:w="120" w:type="dxa"/>
+            </w:tcMar>
+            <w:vAlign w:val="center"/>
+          </w:tcPr>
+          <w:p>
+            <w:pPr>
+              <w:spacing w:after="20"/>
+            </w:pPr>
+            <w:r/>
+            <w:r>
+              <w:rPr>
+                <w:rFonts w:ascii="Khmer OS Siemreap" w:hAnsi="Khmer OS Siemreap" w:cs="Khmer OS Siemreap"/>
+                <w:b w:val="0"/>
+                <w:i w:val="0"/>
+                <w:color w:val="0B1F2E"/>
+                <w:sz w:val="19"/>
+              </w:rPr>
+              <w:t>បញ្ជីប្រតិបត្តិការ PayWay ពីមូលដ្ឋានទិន្នន័យ</w:t>
+            </w:r>
+          </w:p>
+        </w:tc>
+      </w:tr>
+    </w:tbl>
+    <w:p>
+      <w:pPr>
+        <w:spacing w:after="40"/>
+      </w:pPr>
+    </w:p>
+    <w:p>
+      <w:r>
+        <w:rPr>
+          <w:rFonts w:ascii="Khmer OS Siemreap" w:hAnsi="Khmer OS Siemreap" w:cs="Khmer OS Siemreap"/>
+          <w:b w:val="0"/>
+          <w:i w:val="0"/>
+          <w:color w:val="0B1F2E"/>
+          <w:sz w:val="21"/>
+        </w:rPr>
+        <w:t>ការទូទាត់ PayWay ដែលត្រូវបានអនុម័តត្រូវបានសរសេរទៅ nexus_payway_transactions បង្កើតធាតុ Repayment ក្នុង nexus_transactions ព្រមទាំងការជូនដំណឹងក្នុងកម្មវិធី និង Telegram។</w:t>
+      </w:r>
+    </w:p>
+    <w:p>
+      <w:pPr>
+        <w:pStyle w:val="Heading1"/>
+        <w:spacing w:before="360" w:after="120"/>
+        <w:pBdr>
+          <w:bottom w:val="single" w:sz="12" w:space="4" w:color="00BDAA"/>
+        </w:pBdr>
+      </w:pPr>
+      <w:r>
+        <w:rPr>
+          <w:rFonts w:ascii="Khmer OS Siemreap" w:hAnsi="Khmer OS Siemreap" w:cs="Khmer OS Siemreap"/>
+          <w:b/>
+          <w:i w:val="0"/>
+          <w:color w:val="0B1F2E"/>
+          <w:sz w:val="32"/>
+        </w:rPr>
+        <w:t>៨. Schema មូលដ្ឋានទិន្នន័យ</w:t>
       </w:r>
     </w:p>
     <w:p>
@@ -4317,7 +5054,7 @@
                 <w:color w:val="0B1F2E"/>
                 <w:sz w:val="19"/>
               </w:rPr>
-              <w:t>otp_code</w:t>
+              <w:t>email_verified</w:t>
             </w:r>
           </w:p>
         </w:tc>
@@ -4346,6 +5083,93 @@
                 <w:color w:val="0B1F2E"/>
                 <w:sz w:val="19"/>
               </w:rPr>
+              <w:t>BOOLEAN</w:t>
+            </w:r>
+          </w:p>
+        </w:tc>
+        <w:tc>
+          <w:tcPr>
+            <w:tcW w:type="dxa" w:w="4608"/>
+            <w:shd w:val="clear" w:fill="F4F8FA"/>
+            <w:tcMar>
+              <w:top w:w="80" w:type="dxa"/>
+              <w:start w:w="120" w:type="dxa"/>
+              <w:bottom w:w="80" w:type="dxa"/>
+              <w:end w:w="120" w:type="dxa"/>
+            </w:tcMar>
+            <w:vAlign w:val="center"/>
+          </w:tcPr>
+          <w:p>
+            <w:pPr>
+              <w:spacing w:after="20"/>
+            </w:pPr>
+            <w:r/>
+            <w:r>
+              <w:rPr>
+                <w:rFonts w:ascii="Khmer OS Siemreap" w:hAnsi="Khmer OS Siemreap" w:cs="Khmer OS Siemreap"/>
+                <w:b w:val="0"/>
+                <w:i w:val="0"/>
+                <w:color w:val="0B1F2E"/>
+                <w:sz w:val="19"/>
+              </w:rPr>
+              <w:t>អ៊ីមែលបានផ្ទៀងផ្ទាត់ឬអត់ (រារាំងការចូលពេល false)</w:t>
+            </w:r>
+          </w:p>
+        </w:tc>
+      </w:tr>
+      <w:tr>
+        <w:tc>
+          <w:tcPr>
+            <w:tcW w:type="dxa" w:w="2592"/>
+            <w:tcMar>
+              <w:top w:w="80" w:type="dxa"/>
+              <w:start w:w="120" w:type="dxa"/>
+              <w:bottom w:w="80" w:type="dxa"/>
+              <w:end w:w="120" w:type="dxa"/>
+            </w:tcMar>
+            <w:vAlign w:val="center"/>
+          </w:tcPr>
+          <w:p>
+            <w:pPr>
+              <w:spacing w:after="20"/>
+            </w:pPr>
+            <w:r/>
+            <w:r>
+              <w:rPr>
+                <w:rFonts w:ascii="Khmer OS Siemreap" w:hAnsi="Khmer OS Siemreap" w:cs="Khmer OS Siemreap"/>
+                <w:b w:val="0"/>
+                <w:i w:val="0"/>
+                <w:color w:val="0B1F2E"/>
+                <w:sz w:val="19"/>
+              </w:rPr>
+              <w:t>otp_code</w:t>
+            </w:r>
+          </w:p>
+        </w:tc>
+        <w:tc>
+          <w:tcPr>
+            <w:tcW w:type="dxa" w:w="2016"/>
+            <w:tcMar>
+              <w:top w:w="80" w:type="dxa"/>
+              <w:start w:w="120" w:type="dxa"/>
+              <w:bottom w:w="80" w:type="dxa"/>
+              <w:end w:w="120" w:type="dxa"/>
+            </w:tcMar>
+            <w:vAlign w:val="center"/>
+          </w:tcPr>
+          <w:p>
+            <w:pPr>
+              <w:spacing w:after="20"/>
+            </w:pPr>
+            <w:r/>
+            <w:r>
+              <w:rPr>
+                <w:rFonts w:ascii="Khmer OS Siemreap" w:hAnsi="Khmer OS Siemreap" w:cs="Khmer OS Siemreap"/>
+                <w:b w:val="0"/>
+                <w:i w:val="0"/>
+                <w:color w:val="0B1F2E"/>
+                <w:sz w:val="19"/>
+              </w:rPr>
               <w:t>TEXT</w:t>
             </w:r>
           </w:p>
@@ -4353,7 +5177,6 @@
         <w:tc>
           <w:tcPr>
             <w:tcW w:type="dxa" w:w="4608"/>
-            <w:shd w:val="clear" w:fill="F4F8FA"/>
             <w:tcMar>
               <w:top w:w="80" w:type="dxa"/>
               <w:start w:w="120" w:type="dxa"/>
@@ -4384,6 +5207,7 @@
         <w:tc>
           <w:tcPr>
             <w:tcW w:type="dxa" w:w="2592"/>
+            <w:shd w:val="clear" w:fill="F4F8FA"/>
             <w:tcMar>
               <w:top w:w="80" w:type="dxa"/>
               <w:start w:w="120" w:type="dxa"/>
@@ -4406,93 +5230,6 @@
                 <w:sz w:val="19"/>
               </w:rPr>
               <w:t>otp_expires_at</w:t>
-            </w:r>
-          </w:p>
-        </w:tc>
-        <w:tc>
-          <w:tcPr>
-            <w:tcW w:type="dxa" w:w="2016"/>
-            <w:tcMar>
-              <w:top w:w="80" w:type="dxa"/>
-              <w:start w:w="120" w:type="dxa"/>
-              <w:bottom w:w="80" w:type="dxa"/>
-              <w:end w:w="120" w:type="dxa"/>
-            </w:tcMar>
-            <w:vAlign w:val="center"/>
-          </w:tcPr>
-          <w:p>
-            <w:pPr>
-              <w:spacing w:after="20"/>
-            </w:pPr>
-            <w:r/>
-            <w:r>
-              <w:rPr>
-                <w:rFonts w:ascii="Khmer OS Siemreap" w:hAnsi="Khmer OS Siemreap" w:cs="Khmer OS Siemreap"/>
-                <w:b w:val="0"/>
-                <w:i w:val="0"/>
-                <w:color w:val="0B1F2E"/>
-                <w:sz w:val="19"/>
-              </w:rPr>
-              <w:t>TIMESTAMPTZ</w:t>
-            </w:r>
-          </w:p>
-        </w:tc>
-        <w:tc>
-          <w:tcPr>
-            <w:tcW w:type="dxa" w:w="4608"/>
-            <w:tcMar>
-              <w:top w:w="80" w:type="dxa"/>
-              <w:start w:w="120" w:type="dxa"/>
-              <w:bottom w:w="80" w:type="dxa"/>
-              <w:end w:w="120" w:type="dxa"/>
-            </w:tcMar>
-            <w:vAlign w:val="center"/>
-          </w:tcPr>
-          <w:p>
-            <w:pPr>
-              <w:spacing w:after="20"/>
-            </w:pPr>
-            <w:r/>
-            <w:r>
-              <w:rPr>
-                <w:rFonts w:ascii="Khmer OS Siemreap" w:hAnsi="Khmer OS Siemreap" w:cs="Khmer OS Siemreap"/>
-                <w:b w:val="0"/>
-                <w:i w:val="0"/>
-                <w:color w:val="0B1F2E"/>
-                <w:sz w:val="19"/>
-              </w:rPr>
-              <w:t>OTP expiry</w:t>
-            </w:r>
-          </w:p>
-        </w:tc>
-      </w:tr>
-      <w:tr>
-        <w:tc>
-          <w:tcPr>
-            <w:tcW w:type="dxa" w:w="2592"/>
-            <w:shd w:val="clear" w:fill="F4F8FA"/>
-            <w:tcMar>
-              <w:top w:w="80" w:type="dxa"/>
-              <w:start w:w="120" w:type="dxa"/>
-              <w:bottom w:w="80" w:type="dxa"/>
-              <w:end w:w="120" w:type="dxa"/>
-            </w:tcMar>
-            <w:vAlign w:val="center"/>
-          </w:tcPr>
-          <w:p>
-            <w:pPr>
-              <w:spacing w:after="20"/>
-            </w:pPr>
-            <w:r/>
-            <w:r>
-              <w:rPr>
-                <w:rFonts w:ascii="Khmer OS Siemreap" w:hAnsi="Khmer OS Siemreap" w:cs="Khmer OS Siemreap"/>
-                <w:b w:val="0"/>
-                <w:i w:val="0"/>
-                <w:color w:val="0B1F2E"/>
-                <w:sz w:val="19"/>
-              </w:rPr>
-              <w:t>otp_verified_at</w:t>
             </w:r>
           </w:p>
         </w:tc>
@@ -4550,7 +5287,7 @@
                 <w:color w:val="0B1F2E"/>
                 <w:sz w:val="19"/>
               </w:rPr>
-              <w:t>OTP verified</w:t>
+              <w:t>OTP expiry</w:t>
             </w:r>
           </w:p>
         </w:tc>
@@ -4580,7 +5317,7 @@
                 <w:color w:val="0B1F2E"/>
                 <w:sz w:val="19"/>
               </w:rPr>
-              <w:t>created_at</w:t>
+              <w:t>otp_verified_at</w:t>
             </w:r>
           </w:p>
         </w:tc>
@@ -4615,6 +5352,95 @@
         <w:tc>
           <w:tcPr>
             <w:tcW w:type="dxa" w:w="4608"/>
+            <w:tcMar>
+              <w:top w:w="80" w:type="dxa"/>
+              <w:start w:w="120" w:type="dxa"/>
+              <w:bottom w:w="80" w:type="dxa"/>
+              <w:end w:w="120" w:type="dxa"/>
+            </w:tcMar>
+            <w:vAlign w:val="center"/>
+          </w:tcPr>
+          <w:p>
+            <w:pPr>
+              <w:spacing w:after="20"/>
+            </w:pPr>
+            <w:r/>
+            <w:r>
+              <w:rPr>
+                <w:rFonts w:ascii="Khmer OS Siemreap" w:hAnsi="Khmer OS Siemreap" w:cs="Khmer OS Siemreap"/>
+                <w:b w:val="0"/>
+                <w:i w:val="0"/>
+                <w:color w:val="0B1F2E"/>
+                <w:sz w:val="19"/>
+              </w:rPr>
+              <w:t>OTP verified</w:t>
+            </w:r>
+          </w:p>
+        </w:tc>
+      </w:tr>
+      <w:tr>
+        <w:tc>
+          <w:tcPr>
+            <w:tcW w:type="dxa" w:w="2592"/>
+            <w:shd w:val="clear" w:fill="F4F8FA"/>
+            <w:tcMar>
+              <w:top w:w="80" w:type="dxa"/>
+              <w:start w:w="120" w:type="dxa"/>
+              <w:bottom w:w="80" w:type="dxa"/>
+              <w:end w:w="120" w:type="dxa"/>
+            </w:tcMar>
+            <w:vAlign w:val="center"/>
+          </w:tcPr>
+          <w:p>
+            <w:pPr>
+              <w:spacing w:after="20"/>
+            </w:pPr>
+            <w:r/>
+            <w:r>
+              <w:rPr>
+                <w:rFonts w:ascii="Khmer OS Siemreap" w:hAnsi="Khmer OS Siemreap" w:cs="Khmer OS Siemreap"/>
+                <w:b w:val="0"/>
+                <w:i w:val="0"/>
+                <w:color w:val="0B1F2E"/>
+                <w:sz w:val="19"/>
+              </w:rPr>
+              <w:t>created_at</w:t>
+            </w:r>
+          </w:p>
+        </w:tc>
+        <w:tc>
+          <w:tcPr>
+            <w:tcW w:type="dxa" w:w="2016"/>
+            <w:shd w:val="clear" w:fill="F4F8FA"/>
+            <w:tcMar>
+              <w:top w:w="80" w:type="dxa"/>
+              <w:start w:w="120" w:type="dxa"/>
+              <w:bottom w:w="80" w:type="dxa"/>
+              <w:end w:w="120" w:type="dxa"/>
+            </w:tcMar>
+            <w:vAlign w:val="center"/>
+          </w:tcPr>
+          <w:p>
+            <w:pPr>
+              <w:spacing w:after="20"/>
+            </w:pPr>
+            <w:r/>
+            <w:r>
+              <w:rPr>
+                <w:rFonts w:ascii="Khmer OS Siemreap" w:hAnsi="Khmer OS Siemreap" w:cs="Khmer OS Siemreap"/>
+                <w:b w:val="0"/>
+                <w:i w:val="0"/>
+                <w:color w:val="0B1F2E"/>
+                <w:sz w:val="19"/>
+              </w:rPr>
+              <w:t>TIMESTAMPTZ</w:t>
+            </w:r>
+          </w:p>
+        </w:tc>
+        <w:tc>
+          <w:tcPr>
+            <w:tcW w:type="dxa" w:w="4608"/>
+            <w:shd w:val="clear" w:fill="F4F8FA"/>
             <w:tcMar>
               <w:top w:w="80" w:type="dxa"/>
               <w:start w:w="120" w:type="dxa"/>
@@ -5646,6 +6472,1091 @@
         <w:spacing w:after="40"/>
       </w:pPr>
     </w:p>
+    <w:p>
+      <w:pPr>
+        <w:pStyle w:val="Heading2"/>
+        <w:spacing w:before="240" w:after="80"/>
+      </w:pPr>
+      <w:r>
+        <w:rPr>
+          <w:rFonts w:ascii="Khmer OS Siemreap" w:hAnsi="Khmer OS Siemreap" w:cs="Khmer OS Siemreap"/>
+          <w:b/>
+          <w:i w:val="0"/>
+          <w:color w:val="008A7C"/>
+          <w:sz w:val="26"/>
+        </w:rPr>
+        <w:t>nexus_payway_transactions</w:t>
+      </w:r>
+    </w:p>
+    <w:tbl>
+      <w:tblPr>
+        <w:tblStyle w:val="TableGrid"/>
+        <w:tblW w:type="auto" w:w="0"/>
+        <w:jc w:val="center"/>
+        <w:tblLayout w:type="fixed"/>
+        <w:tblLook w:firstColumn="1" w:firstRow="1" w:lastColumn="0" w:lastRow="0" w:noHBand="0" w:noVBand="1" w:val="04A0"/>
+      </w:tblPr>
+      <w:tblGrid>
+        <w:gridCol w:w="3106"/>
+        <w:gridCol w:w="3106"/>
+        <w:gridCol w:w="3106"/>
+      </w:tblGrid>
+      <w:tr>
+        <w:tc>
+          <w:tcPr>
+            <w:tcW w:type="dxa" w:w="2592"/>
+            <w:shd w:val="clear" w:fill="0B1F2E"/>
+            <w:tcMar>
+              <w:top w:w="80" w:type="dxa"/>
+              <w:start w:w="120" w:type="dxa"/>
+              <w:bottom w:w="80" w:type="dxa"/>
+              <w:end w:w="120" w:type="dxa"/>
+            </w:tcMar>
+            <w:vAlign w:val="center"/>
+          </w:tcPr>
+          <w:p>
+            <w:pPr>
+              <w:jc w:val="left"/>
+            </w:pPr>
+            <w:r/>
+            <w:r>
+              <w:rPr>
+                <w:rFonts w:ascii="Khmer OS Siemreap" w:hAnsi="Khmer OS Siemreap" w:cs="Khmer OS Siemreap"/>
+                <w:b/>
+                <w:i w:val="0"/>
+                <w:color w:val="FFFFFF"/>
+                <w:sz w:val="19"/>
+              </w:rPr>
+              <w:t>Column</w:t>
+            </w:r>
+          </w:p>
+        </w:tc>
+        <w:tc>
+          <w:tcPr>
+            <w:tcW w:type="dxa" w:w="2016"/>
+            <w:shd w:val="clear" w:fill="0B1F2E"/>
+            <w:tcMar>
+              <w:top w:w="80" w:type="dxa"/>
+              <w:start w:w="120" w:type="dxa"/>
+              <w:bottom w:w="80" w:type="dxa"/>
+              <w:end w:w="120" w:type="dxa"/>
+            </w:tcMar>
+            <w:vAlign w:val="center"/>
+          </w:tcPr>
+          <w:p>
+            <w:pPr>
+              <w:jc w:val="left"/>
+            </w:pPr>
+            <w:r/>
+            <w:r>
+              <w:rPr>
+                <w:rFonts w:ascii="Khmer OS Siemreap" w:hAnsi="Khmer OS Siemreap" w:cs="Khmer OS Siemreap"/>
+                <w:b/>
+                <w:i w:val="0"/>
+                <w:color w:val="FFFFFF"/>
+                <w:sz w:val="19"/>
+              </w:rPr>
+              <w:t>Type</w:t>
+            </w:r>
+          </w:p>
+        </w:tc>
+        <w:tc>
+          <w:tcPr>
+            <w:tcW w:type="dxa" w:w="4608"/>
+            <w:shd w:val="clear" w:fill="0B1F2E"/>
+            <w:tcMar>
+              <w:top w:w="80" w:type="dxa"/>
+              <w:start w:w="120" w:type="dxa"/>
+              <w:bottom w:w="80" w:type="dxa"/>
+              <w:end w:w="120" w:type="dxa"/>
+            </w:tcMar>
+            <w:vAlign w:val="center"/>
+          </w:tcPr>
+          <w:p>
+            <w:pPr>
+              <w:jc w:val="left"/>
+            </w:pPr>
+            <w:r/>
+            <w:r>
+              <w:rPr>
+                <w:rFonts w:ascii="Khmer OS Siemreap" w:hAnsi="Khmer OS Siemreap" w:cs="Khmer OS Siemreap"/>
+                <w:b/>
+                <w:i w:val="0"/>
+                <w:color w:val="FFFFFF"/>
+                <w:sz w:val="19"/>
+              </w:rPr>
+              <w:t>ការពិពណ៌នា</w:t>
+            </w:r>
+          </w:p>
+        </w:tc>
+      </w:tr>
+      <w:tr>
+        <w:tc>
+          <w:tcPr>
+            <w:tcW w:type="dxa" w:w="2592"/>
+            <w:tcMar>
+              <w:top w:w="80" w:type="dxa"/>
+              <w:start w:w="120" w:type="dxa"/>
+              <w:bottom w:w="80" w:type="dxa"/>
+              <w:end w:w="120" w:type="dxa"/>
+            </w:tcMar>
+            <w:vAlign w:val="center"/>
+          </w:tcPr>
+          <w:p>
+            <w:pPr>
+              <w:spacing w:after="20"/>
+            </w:pPr>
+            <w:r/>
+            <w:r>
+              <w:rPr>
+                <w:rFonts w:ascii="Khmer OS Siemreap" w:hAnsi="Khmer OS Siemreap" w:cs="Khmer OS Siemreap"/>
+                <w:b w:val="0"/>
+                <w:i w:val="0"/>
+                <w:color w:val="0B1F2E"/>
+                <w:sz w:val="19"/>
+              </w:rPr>
+              <w:t>id</w:t>
+            </w:r>
+          </w:p>
+        </w:tc>
+        <w:tc>
+          <w:tcPr>
+            <w:tcW w:type="dxa" w:w="2016"/>
+            <w:tcMar>
+              <w:top w:w="80" w:type="dxa"/>
+              <w:start w:w="120" w:type="dxa"/>
+              <w:bottom w:w="80" w:type="dxa"/>
+              <w:end w:w="120" w:type="dxa"/>
+            </w:tcMar>
+            <w:vAlign w:val="center"/>
+          </w:tcPr>
+          <w:p>
+            <w:pPr>
+              <w:spacing w:after="20"/>
+            </w:pPr>
+            <w:r/>
+            <w:r>
+              <w:rPr>
+                <w:rFonts w:ascii="Khmer OS Siemreap" w:hAnsi="Khmer OS Siemreap" w:cs="Khmer OS Siemreap"/>
+                <w:b w:val="0"/>
+                <w:i w:val="0"/>
+                <w:color w:val="0B1F2E"/>
+                <w:sz w:val="19"/>
+              </w:rPr>
+              <w:t>BIGSERIAL PK</w:t>
+            </w:r>
+          </w:p>
+        </w:tc>
+        <w:tc>
+          <w:tcPr>
+            <w:tcW w:type="dxa" w:w="4608"/>
+            <w:tcMar>
+              <w:top w:w="80" w:type="dxa"/>
+              <w:start w:w="120" w:type="dxa"/>
+              <w:bottom w:w="80" w:type="dxa"/>
+              <w:end w:w="120" w:type="dxa"/>
+            </w:tcMar>
+            <w:vAlign w:val="center"/>
+          </w:tcPr>
+          <w:p>
+            <w:pPr>
+              <w:spacing w:after="20"/>
+            </w:pPr>
+            <w:r/>
+            <w:r>
+              <w:rPr>
+                <w:rFonts w:ascii="Khmer OS Siemreap" w:hAnsi="Khmer OS Siemreap" w:cs="Khmer OS Siemreap"/>
+                <w:b w:val="0"/>
+                <w:i w:val="0"/>
+                <w:color w:val="0B1F2E"/>
+                <w:sz w:val="19"/>
+              </w:rPr>
+              <w:t>ID</w:t>
+            </w:r>
+          </w:p>
+        </w:tc>
+      </w:tr>
+      <w:tr>
+        <w:tc>
+          <w:tcPr>
+            <w:tcW w:type="dxa" w:w="2592"/>
+            <w:shd w:val="clear" w:fill="F4F8FA"/>
+            <w:tcMar>
+              <w:top w:w="80" w:type="dxa"/>
+              <w:start w:w="120" w:type="dxa"/>
+              <w:bottom w:w="80" w:type="dxa"/>
+              <w:end w:w="120" w:type="dxa"/>
+            </w:tcMar>
+            <w:vAlign w:val="center"/>
+          </w:tcPr>
+          <w:p>
+            <w:pPr>
+              <w:spacing w:after="20"/>
+            </w:pPr>
+            <w:r/>
+            <w:r>
+              <w:rPr>
+                <w:rFonts w:ascii="Khmer OS Siemreap" w:hAnsi="Khmer OS Siemreap" w:cs="Khmer OS Siemreap"/>
+                <w:b w:val="0"/>
+                <w:i w:val="0"/>
+                <w:color w:val="0B1F2E"/>
+                <w:sz w:val="19"/>
+              </w:rPr>
+              <w:t>tran_id</w:t>
+            </w:r>
+          </w:p>
+        </w:tc>
+        <w:tc>
+          <w:tcPr>
+            <w:tcW w:type="dxa" w:w="2016"/>
+            <w:shd w:val="clear" w:fill="F4F8FA"/>
+            <w:tcMar>
+              <w:top w:w="80" w:type="dxa"/>
+              <w:start w:w="120" w:type="dxa"/>
+              <w:bottom w:w="80" w:type="dxa"/>
+              <w:end w:w="120" w:type="dxa"/>
+            </w:tcMar>
+            <w:vAlign w:val="center"/>
+          </w:tcPr>
+          <w:p>
+            <w:pPr>
+              <w:spacing w:after="20"/>
+            </w:pPr>
+            <w:r/>
+            <w:r>
+              <w:rPr>
+                <w:rFonts w:ascii="Khmer OS Siemreap" w:hAnsi="Khmer OS Siemreap" w:cs="Khmer OS Siemreap"/>
+                <w:b w:val="0"/>
+                <w:i w:val="0"/>
+                <w:color w:val="0B1F2E"/>
+                <w:sz w:val="19"/>
+              </w:rPr>
+              <w:t>TEXT UNIQUE</w:t>
+            </w:r>
+          </w:p>
+        </w:tc>
+        <w:tc>
+          <w:tcPr>
+            <w:tcW w:type="dxa" w:w="4608"/>
+            <w:shd w:val="clear" w:fill="F4F8FA"/>
+            <w:tcMar>
+              <w:top w:w="80" w:type="dxa"/>
+              <w:start w:w="120" w:type="dxa"/>
+              <w:bottom w:w="80" w:type="dxa"/>
+              <w:end w:w="120" w:type="dxa"/>
+            </w:tcMar>
+            <w:vAlign w:val="center"/>
+          </w:tcPr>
+          <w:p>
+            <w:pPr>
+              <w:spacing w:after="20"/>
+            </w:pPr>
+            <w:r/>
+            <w:r>
+              <w:rPr>
+                <w:rFonts w:ascii="Khmer OS Siemreap" w:hAnsi="Khmer OS Siemreap" w:cs="Khmer OS Siemreap"/>
+                <w:b w:val="0"/>
+                <w:i w:val="0"/>
+                <w:color w:val="0B1F2E"/>
+                <w:sz w:val="19"/>
+              </w:rPr>
+              <w:t>លេខសម្គាល់ប្រតិបត្តិការ PayWay</w:t>
+            </w:r>
+          </w:p>
+        </w:tc>
+      </w:tr>
+      <w:tr>
+        <w:tc>
+          <w:tcPr>
+            <w:tcW w:type="dxa" w:w="2592"/>
+            <w:tcMar>
+              <w:top w:w="80" w:type="dxa"/>
+              <w:start w:w="120" w:type="dxa"/>
+              <w:bottom w:w="80" w:type="dxa"/>
+              <w:end w:w="120" w:type="dxa"/>
+            </w:tcMar>
+            <w:vAlign w:val="center"/>
+          </w:tcPr>
+          <w:p>
+            <w:pPr>
+              <w:spacing w:after="20"/>
+            </w:pPr>
+            <w:r/>
+            <w:r>
+              <w:rPr>
+                <w:rFonts w:ascii="Khmer OS Siemreap" w:hAnsi="Khmer OS Siemreap" w:cs="Khmer OS Siemreap"/>
+                <w:b w:val="0"/>
+                <w:i w:val="0"/>
+                <w:color w:val="0B1F2E"/>
+                <w:sz w:val="19"/>
+              </w:rPr>
+              <w:t>email</w:t>
+            </w:r>
+          </w:p>
+        </w:tc>
+        <w:tc>
+          <w:tcPr>
+            <w:tcW w:type="dxa" w:w="2016"/>
+            <w:tcMar>
+              <w:top w:w="80" w:type="dxa"/>
+              <w:start w:w="120" w:type="dxa"/>
+              <w:bottom w:w="80" w:type="dxa"/>
+              <w:end w:w="120" w:type="dxa"/>
+            </w:tcMar>
+            <w:vAlign w:val="center"/>
+          </w:tcPr>
+          <w:p>
+            <w:pPr>
+              <w:spacing w:after="20"/>
+            </w:pPr>
+            <w:r/>
+            <w:r>
+              <w:rPr>
+                <w:rFonts w:ascii="Khmer OS Siemreap" w:hAnsi="Khmer OS Siemreap" w:cs="Khmer OS Siemreap"/>
+                <w:b w:val="0"/>
+                <w:i w:val="0"/>
+                <w:color w:val="0B1F2E"/>
+                <w:sz w:val="19"/>
+              </w:rPr>
+              <w:t>TEXT</w:t>
+            </w:r>
+          </w:p>
+        </w:tc>
+        <w:tc>
+          <w:tcPr>
+            <w:tcW w:type="dxa" w:w="4608"/>
+            <w:tcMar>
+              <w:top w:w="80" w:type="dxa"/>
+              <w:start w:w="120" w:type="dxa"/>
+              <w:bottom w:w="80" w:type="dxa"/>
+              <w:end w:w="120" w:type="dxa"/>
+            </w:tcMar>
+            <w:vAlign w:val="center"/>
+          </w:tcPr>
+          <w:p>
+            <w:pPr>
+              <w:spacing w:after="20"/>
+            </w:pPr>
+            <w:r/>
+            <w:r>
+              <w:rPr>
+                <w:rFonts w:ascii="Khmer OS Siemreap" w:hAnsi="Khmer OS Siemreap" w:cs="Khmer OS Siemreap"/>
+                <w:b w:val="0"/>
+                <w:i w:val="0"/>
+                <w:color w:val="0B1F2E"/>
+                <w:sz w:val="19"/>
+              </w:rPr>
+              <w:t>អ៊ីមែលអតិថិជន (normalized)</w:t>
+            </w:r>
+          </w:p>
+        </w:tc>
+      </w:tr>
+      <w:tr>
+        <w:tc>
+          <w:tcPr>
+            <w:tcW w:type="dxa" w:w="2592"/>
+            <w:shd w:val="clear" w:fill="F4F8FA"/>
+            <w:tcMar>
+              <w:top w:w="80" w:type="dxa"/>
+              <w:start w:w="120" w:type="dxa"/>
+              <w:bottom w:w="80" w:type="dxa"/>
+              <w:end w:w="120" w:type="dxa"/>
+            </w:tcMar>
+            <w:vAlign w:val="center"/>
+          </w:tcPr>
+          <w:p>
+            <w:pPr>
+              <w:spacing w:after="20"/>
+            </w:pPr>
+            <w:r/>
+            <w:r>
+              <w:rPr>
+                <w:rFonts w:ascii="Khmer OS Siemreap" w:hAnsi="Khmer OS Siemreap" w:cs="Khmer OS Siemreap"/>
+                <w:b w:val="0"/>
+                <w:i w:val="0"/>
+                <w:color w:val="0B1F2E"/>
+                <w:sz w:val="19"/>
+              </w:rPr>
+              <w:t>amount</w:t>
+            </w:r>
+          </w:p>
+        </w:tc>
+        <w:tc>
+          <w:tcPr>
+            <w:tcW w:type="dxa" w:w="2016"/>
+            <w:shd w:val="clear" w:fill="F4F8FA"/>
+            <w:tcMar>
+              <w:top w:w="80" w:type="dxa"/>
+              <w:start w:w="120" w:type="dxa"/>
+              <w:bottom w:w="80" w:type="dxa"/>
+              <w:end w:w="120" w:type="dxa"/>
+            </w:tcMar>
+            <w:vAlign w:val="center"/>
+          </w:tcPr>
+          <w:p>
+            <w:pPr>
+              <w:spacing w:after="20"/>
+            </w:pPr>
+            <w:r/>
+            <w:r>
+              <w:rPr>
+                <w:rFonts w:ascii="Khmer OS Siemreap" w:hAnsi="Khmer OS Siemreap" w:cs="Khmer OS Siemreap"/>
+                <w:b w:val="0"/>
+                <w:i w:val="0"/>
+                <w:color w:val="0B1F2E"/>
+                <w:sz w:val="19"/>
+              </w:rPr>
+              <w:t>NUMERIC</w:t>
+            </w:r>
+          </w:p>
+        </w:tc>
+        <w:tc>
+          <w:tcPr>
+            <w:tcW w:type="dxa" w:w="4608"/>
+            <w:shd w:val="clear" w:fill="F4F8FA"/>
+            <w:tcMar>
+              <w:top w:w="80" w:type="dxa"/>
+              <w:start w:w="120" w:type="dxa"/>
+              <w:bottom w:w="80" w:type="dxa"/>
+              <w:end w:w="120" w:type="dxa"/>
+            </w:tcMar>
+            <w:vAlign w:val="center"/>
+          </w:tcPr>
+          <w:p>
+            <w:pPr>
+              <w:spacing w:after="20"/>
+            </w:pPr>
+            <w:r/>
+            <w:r>
+              <w:rPr>
+                <w:rFonts w:ascii="Khmer OS Siemreap" w:hAnsi="Khmer OS Siemreap" w:cs="Khmer OS Siemreap"/>
+                <w:b w:val="0"/>
+                <w:i w:val="0"/>
+                <w:color w:val="0B1F2E"/>
+                <w:sz w:val="19"/>
+              </w:rPr>
+              <w:t>ចំនួនទឹកប្រាក់</w:t>
+            </w:r>
+          </w:p>
+        </w:tc>
+      </w:tr>
+      <w:tr>
+        <w:tc>
+          <w:tcPr>
+            <w:tcW w:type="dxa" w:w="2592"/>
+            <w:tcMar>
+              <w:top w:w="80" w:type="dxa"/>
+              <w:start w:w="120" w:type="dxa"/>
+              <w:bottom w:w="80" w:type="dxa"/>
+              <w:end w:w="120" w:type="dxa"/>
+            </w:tcMar>
+            <w:vAlign w:val="center"/>
+          </w:tcPr>
+          <w:p>
+            <w:pPr>
+              <w:spacing w:after="20"/>
+            </w:pPr>
+            <w:r/>
+            <w:r>
+              <w:rPr>
+                <w:rFonts w:ascii="Khmer OS Siemreap" w:hAnsi="Khmer OS Siemreap" w:cs="Khmer OS Siemreap"/>
+                <w:b w:val="0"/>
+                <w:i w:val="0"/>
+                <w:color w:val="0B1F2E"/>
+                <w:sz w:val="19"/>
+              </w:rPr>
+              <w:t>currency</w:t>
+            </w:r>
+          </w:p>
+        </w:tc>
+        <w:tc>
+          <w:tcPr>
+            <w:tcW w:type="dxa" w:w="2016"/>
+            <w:tcMar>
+              <w:top w:w="80" w:type="dxa"/>
+              <w:start w:w="120" w:type="dxa"/>
+              <w:bottom w:w="80" w:type="dxa"/>
+              <w:end w:w="120" w:type="dxa"/>
+            </w:tcMar>
+            <w:vAlign w:val="center"/>
+          </w:tcPr>
+          <w:p>
+            <w:pPr>
+              <w:spacing w:after="20"/>
+            </w:pPr>
+            <w:r/>
+            <w:r>
+              <w:rPr>
+                <w:rFonts w:ascii="Khmer OS Siemreap" w:hAnsi="Khmer OS Siemreap" w:cs="Khmer OS Siemreap"/>
+                <w:b w:val="0"/>
+                <w:i w:val="0"/>
+                <w:color w:val="0B1F2E"/>
+                <w:sz w:val="19"/>
+              </w:rPr>
+              <w:t>TEXT</w:t>
+            </w:r>
+          </w:p>
+        </w:tc>
+        <w:tc>
+          <w:tcPr>
+            <w:tcW w:type="dxa" w:w="4608"/>
+            <w:tcMar>
+              <w:top w:w="80" w:type="dxa"/>
+              <w:start w:w="120" w:type="dxa"/>
+              <w:bottom w:w="80" w:type="dxa"/>
+              <w:end w:w="120" w:type="dxa"/>
+            </w:tcMar>
+            <w:vAlign w:val="center"/>
+          </w:tcPr>
+          <w:p>
+            <w:pPr>
+              <w:spacing w:after="20"/>
+            </w:pPr>
+            <w:r/>
+            <w:r>
+              <w:rPr>
+                <w:rFonts w:ascii="Khmer OS Siemreap" w:hAnsi="Khmer OS Siemreap" w:cs="Khmer OS Siemreap"/>
+                <w:b w:val="0"/>
+                <w:i w:val="0"/>
+                <w:color w:val="0B1F2E"/>
+                <w:sz w:val="19"/>
+              </w:rPr>
+              <w:t>រូបិយប័ណ្ណ (default USD)</w:t>
+            </w:r>
+          </w:p>
+        </w:tc>
+      </w:tr>
+      <w:tr>
+        <w:tc>
+          <w:tcPr>
+            <w:tcW w:type="dxa" w:w="2592"/>
+            <w:shd w:val="clear" w:fill="F4F8FA"/>
+            <w:tcMar>
+              <w:top w:w="80" w:type="dxa"/>
+              <w:start w:w="120" w:type="dxa"/>
+              <w:bottom w:w="80" w:type="dxa"/>
+              <w:end w:w="120" w:type="dxa"/>
+            </w:tcMar>
+            <w:vAlign w:val="center"/>
+          </w:tcPr>
+          <w:p>
+            <w:pPr>
+              <w:spacing w:after="20"/>
+            </w:pPr>
+            <w:r/>
+            <w:r>
+              <w:rPr>
+                <w:rFonts w:ascii="Khmer OS Siemreap" w:hAnsi="Khmer OS Siemreap" w:cs="Khmer OS Siemreap"/>
+                <w:b w:val="0"/>
+                <w:i w:val="0"/>
+                <w:color w:val="0B1F2E"/>
+                <w:sz w:val="19"/>
+              </w:rPr>
+              <w:t>status</w:t>
+            </w:r>
+          </w:p>
+        </w:tc>
+        <w:tc>
+          <w:tcPr>
+            <w:tcW w:type="dxa" w:w="2016"/>
+            <w:shd w:val="clear" w:fill="F4F8FA"/>
+            <w:tcMar>
+              <w:top w:w="80" w:type="dxa"/>
+              <w:start w:w="120" w:type="dxa"/>
+              <w:bottom w:w="80" w:type="dxa"/>
+              <w:end w:w="120" w:type="dxa"/>
+            </w:tcMar>
+            <w:vAlign w:val="center"/>
+          </w:tcPr>
+          <w:p>
+            <w:pPr>
+              <w:spacing w:after="20"/>
+            </w:pPr>
+            <w:r/>
+            <w:r>
+              <w:rPr>
+                <w:rFonts w:ascii="Khmer OS Siemreap" w:hAnsi="Khmer OS Siemreap" w:cs="Khmer OS Siemreap"/>
+                <w:b w:val="0"/>
+                <w:i w:val="0"/>
+                <w:color w:val="0B1F2E"/>
+                <w:sz w:val="19"/>
+              </w:rPr>
+              <w:t>TEXT</w:t>
+            </w:r>
+          </w:p>
+        </w:tc>
+        <w:tc>
+          <w:tcPr>
+            <w:tcW w:type="dxa" w:w="4608"/>
+            <w:shd w:val="clear" w:fill="F4F8FA"/>
+            <w:tcMar>
+              <w:top w:w="80" w:type="dxa"/>
+              <w:start w:w="120" w:type="dxa"/>
+              <w:bottom w:w="80" w:type="dxa"/>
+              <w:end w:w="120" w:type="dxa"/>
+            </w:tcMar>
+            <w:vAlign w:val="center"/>
+          </w:tcPr>
+          <w:p>
+            <w:pPr>
+              <w:spacing w:after="20"/>
+            </w:pPr>
+            <w:r/>
+            <w:r>
+              <w:rPr>
+                <w:rFonts w:ascii="Khmer OS Siemreap" w:hAnsi="Khmer OS Siemreap" w:cs="Khmer OS Siemreap"/>
+                <w:b w:val="0"/>
+                <w:i w:val="0"/>
+                <w:color w:val="0B1F2E"/>
+                <w:sz w:val="19"/>
+              </w:rPr>
+              <w:t>PENDING / APPROVED / DECLINED</w:t>
+            </w:r>
+          </w:p>
+        </w:tc>
+      </w:tr>
+      <w:tr>
+        <w:tc>
+          <w:tcPr>
+            <w:tcW w:type="dxa" w:w="2592"/>
+            <w:tcMar>
+              <w:top w:w="80" w:type="dxa"/>
+              <w:start w:w="120" w:type="dxa"/>
+              <w:bottom w:w="80" w:type="dxa"/>
+              <w:end w:w="120" w:type="dxa"/>
+            </w:tcMar>
+            <w:vAlign w:val="center"/>
+          </w:tcPr>
+          <w:p>
+            <w:pPr>
+              <w:spacing w:after="20"/>
+            </w:pPr>
+            <w:r/>
+            <w:r>
+              <w:rPr>
+                <w:rFonts w:ascii="Khmer OS Siemreap" w:hAnsi="Khmer OS Siemreap" w:cs="Khmer OS Siemreap"/>
+                <w:b w:val="0"/>
+                <w:i w:val="0"/>
+                <w:color w:val="0B1F2E"/>
+                <w:sz w:val="19"/>
+              </w:rPr>
+              <w:t>apv</w:t>
+            </w:r>
+          </w:p>
+        </w:tc>
+        <w:tc>
+          <w:tcPr>
+            <w:tcW w:type="dxa" w:w="2016"/>
+            <w:tcMar>
+              <w:top w:w="80" w:type="dxa"/>
+              <w:start w:w="120" w:type="dxa"/>
+              <w:bottom w:w="80" w:type="dxa"/>
+              <w:end w:w="120" w:type="dxa"/>
+            </w:tcMar>
+            <w:vAlign w:val="center"/>
+          </w:tcPr>
+          <w:p>
+            <w:pPr>
+              <w:spacing w:after="20"/>
+            </w:pPr>
+            <w:r/>
+            <w:r>
+              <w:rPr>
+                <w:rFonts w:ascii="Khmer OS Siemreap" w:hAnsi="Khmer OS Siemreap" w:cs="Khmer OS Siemreap"/>
+                <w:b w:val="0"/>
+                <w:i w:val="0"/>
+                <w:color w:val="0B1F2E"/>
+                <w:sz w:val="19"/>
+              </w:rPr>
+              <w:t>TEXT</w:t>
+            </w:r>
+          </w:p>
+        </w:tc>
+        <w:tc>
+          <w:tcPr>
+            <w:tcW w:type="dxa" w:w="4608"/>
+            <w:tcMar>
+              <w:top w:w="80" w:type="dxa"/>
+              <w:start w:w="120" w:type="dxa"/>
+              <w:bottom w:w="80" w:type="dxa"/>
+              <w:end w:w="120" w:type="dxa"/>
+            </w:tcMar>
+            <w:vAlign w:val="center"/>
+          </w:tcPr>
+          <w:p>
+            <w:pPr>
+              <w:spacing w:after="20"/>
+            </w:pPr>
+            <w:r/>
+            <w:r>
+              <w:rPr>
+                <w:rFonts w:ascii="Khmer OS Siemreap" w:hAnsi="Khmer OS Siemreap" w:cs="Khmer OS Siemreap"/>
+                <w:b w:val="0"/>
+                <w:i w:val="0"/>
+                <w:color w:val="0B1F2E"/>
+                <w:sz w:val="19"/>
+              </w:rPr>
+              <w:t>លេខកូដអនុម័ត PayWay</w:t>
+            </w:r>
+          </w:p>
+        </w:tc>
+      </w:tr>
+      <w:tr>
+        <w:tc>
+          <w:tcPr>
+            <w:tcW w:type="dxa" w:w="2592"/>
+            <w:shd w:val="clear" w:fill="F4F8FA"/>
+            <w:tcMar>
+              <w:top w:w="80" w:type="dxa"/>
+              <w:start w:w="120" w:type="dxa"/>
+              <w:bottom w:w="80" w:type="dxa"/>
+              <w:end w:w="120" w:type="dxa"/>
+            </w:tcMar>
+            <w:vAlign w:val="center"/>
+          </w:tcPr>
+          <w:p>
+            <w:pPr>
+              <w:spacing w:after="20"/>
+            </w:pPr>
+            <w:r/>
+            <w:r>
+              <w:rPr>
+                <w:rFonts w:ascii="Khmer OS Siemreap" w:hAnsi="Khmer OS Siemreap" w:cs="Khmer OS Siemreap"/>
+                <w:b w:val="0"/>
+                <w:i w:val="0"/>
+                <w:color w:val="0B1F2E"/>
+                <w:sz w:val="19"/>
+              </w:rPr>
+              <w:t>loan_id</w:t>
+            </w:r>
+          </w:p>
+        </w:tc>
+        <w:tc>
+          <w:tcPr>
+            <w:tcW w:type="dxa" w:w="2016"/>
+            <w:shd w:val="clear" w:fill="F4F8FA"/>
+            <w:tcMar>
+              <w:top w:w="80" w:type="dxa"/>
+              <w:start w:w="120" w:type="dxa"/>
+              <w:bottom w:w="80" w:type="dxa"/>
+              <w:end w:w="120" w:type="dxa"/>
+            </w:tcMar>
+            <w:vAlign w:val="center"/>
+          </w:tcPr>
+          <w:p>
+            <w:pPr>
+              <w:spacing w:after="20"/>
+            </w:pPr>
+            <w:r/>
+            <w:r>
+              <w:rPr>
+                <w:rFonts w:ascii="Khmer OS Siemreap" w:hAnsi="Khmer OS Siemreap" w:cs="Khmer OS Siemreap"/>
+                <w:b w:val="0"/>
+                <w:i w:val="0"/>
+                <w:color w:val="0B1F2E"/>
+                <w:sz w:val="19"/>
+              </w:rPr>
+              <w:t>TEXT</w:t>
+            </w:r>
+          </w:p>
+        </w:tc>
+        <w:tc>
+          <w:tcPr>
+            <w:tcW w:type="dxa" w:w="4608"/>
+            <w:shd w:val="clear" w:fill="F4F8FA"/>
+            <w:tcMar>
+              <w:top w:w="80" w:type="dxa"/>
+              <w:start w:w="120" w:type="dxa"/>
+              <w:bottom w:w="80" w:type="dxa"/>
+              <w:end w:w="120" w:type="dxa"/>
+            </w:tcMar>
+            <w:vAlign w:val="center"/>
+          </w:tcPr>
+          <w:p>
+            <w:pPr>
+              <w:spacing w:after="20"/>
+            </w:pPr>
+            <w:r/>
+            <w:r>
+              <w:rPr>
+                <w:rFonts w:ascii="Khmer OS Siemreap" w:hAnsi="Khmer OS Siemreap" w:cs="Khmer OS Siemreap"/>
+                <w:b w:val="0"/>
+                <w:i w:val="0"/>
+                <w:color w:val="0B1F2E"/>
+                <w:sz w:val="19"/>
+              </w:rPr>
+              <w:t>លេខកម្ចីដែលភ្ជាប់ (optional)</w:t>
+            </w:r>
+          </w:p>
+        </w:tc>
+      </w:tr>
+      <w:tr>
+        <w:tc>
+          <w:tcPr>
+            <w:tcW w:type="dxa" w:w="2592"/>
+            <w:tcMar>
+              <w:top w:w="80" w:type="dxa"/>
+              <w:start w:w="120" w:type="dxa"/>
+              <w:bottom w:w="80" w:type="dxa"/>
+              <w:end w:w="120" w:type="dxa"/>
+            </w:tcMar>
+            <w:vAlign w:val="center"/>
+          </w:tcPr>
+          <w:p>
+            <w:pPr>
+              <w:spacing w:after="20"/>
+            </w:pPr>
+            <w:r/>
+            <w:r>
+              <w:rPr>
+                <w:rFonts w:ascii="Khmer OS Siemreap" w:hAnsi="Khmer OS Siemreap" w:cs="Khmer OS Siemreap"/>
+                <w:b w:val="0"/>
+                <w:i w:val="0"/>
+                <w:color w:val="0B1F2E"/>
+                <w:sz w:val="19"/>
+              </w:rPr>
+              <w:t>user_id</w:t>
+            </w:r>
+          </w:p>
+        </w:tc>
+        <w:tc>
+          <w:tcPr>
+            <w:tcW w:type="dxa" w:w="2016"/>
+            <w:tcMar>
+              <w:top w:w="80" w:type="dxa"/>
+              <w:start w:w="120" w:type="dxa"/>
+              <w:bottom w:w="80" w:type="dxa"/>
+              <w:end w:w="120" w:type="dxa"/>
+            </w:tcMar>
+            <w:vAlign w:val="center"/>
+          </w:tcPr>
+          <w:p>
+            <w:pPr>
+              <w:spacing w:after="20"/>
+            </w:pPr>
+            <w:r/>
+            <w:r>
+              <w:rPr>
+                <w:rFonts w:ascii="Khmer OS Siemreap" w:hAnsi="Khmer OS Siemreap" w:cs="Khmer OS Siemreap"/>
+                <w:b w:val="0"/>
+                <w:i w:val="0"/>
+                <w:color w:val="0B1F2E"/>
+                <w:sz w:val="19"/>
+              </w:rPr>
+              <w:t>INT</w:t>
+            </w:r>
+          </w:p>
+        </w:tc>
+        <w:tc>
+          <w:tcPr>
+            <w:tcW w:type="dxa" w:w="4608"/>
+            <w:tcMar>
+              <w:top w:w="80" w:type="dxa"/>
+              <w:start w:w="120" w:type="dxa"/>
+              <w:bottom w:w="80" w:type="dxa"/>
+              <w:end w:w="120" w:type="dxa"/>
+            </w:tcMar>
+            <w:vAlign w:val="center"/>
+          </w:tcPr>
+          <w:p>
+            <w:pPr>
+              <w:spacing w:after="20"/>
+            </w:pPr>
+            <w:r/>
+            <w:r>
+              <w:rPr>
+                <w:rFonts w:ascii="Khmer OS Siemreap" w:hAnsi="Khmer OS Siemreap" w:cs="Khmer OS Siemreap"/>
+                <w:b w:val="0"/>
+                <w:i w:val="0"/>
+                <w:color w:val="0B1F2E"/>
+                <w:sz w:val="19"/>
+              </w:rPr>
+              <w:t>លេខអ្នកប្រើ NexusFinance</w:t>
+            </w:r>
+          </w:p>
+        </w:tc>
+      </w:tr>
+      <w:tr>
+        <w:tc>
+          <w:tcPr>
+            <w:tcW w:type="dxa" w:w="2592"/>
+            <w:shd w:val="clear" w:fill="F4F8FA"/>
+            <w:tcMar>
+              <w:top w:w="80" w:type="dxa"/>
+              <w:start w:w="120" w:type="dxa"/>
+              <w:bottom w:w="80" w:type="dxa"/>
+              <w:end w:w="120" w:type="dxa"/>
+            </w:tcMar>
+            <w:vAlign w:val="center"/>
+          </w:tcPr>
+          <w:p>
+            <w:pPr>
+              <w:spacing w:after="20"/>
+            </w:pPr>
+            <w:r/>
+            <w:r>
+              <w:rPr>
+                <w:rFonts w:ascii="Khmer OS Siemreap" w:hAnsi="Khmer OS Siemreap" w:cs="Khmer OS Siemreap"/>
+                <w:b w:val="0"/>
+                <w:i w:val="0"/>
+                <w:color w:val="0B1F2E"/>
+                <w:sz w:val="19"/>
+              </w:rPr>
+              <w:t>created_at</w:t>
+            </w:r>
+          </w:p>
+        </w:tc>
+        <w:tc>
+          <w:tcPr>
+            <w:tcW w:type="dxa" w:w="2016"/>
+            <w:shd w:val="clear" w:fill="F4F8FA"/>
+            <w:tcMar>
+              <w:top w:w="80" w:type="dxa"/>
+              <w:start w:w="120" w:type="dxa"/>
+              <w:bottom w:w="80" w:type="dxa"/>
+              <w:end w:w="120" w:type="dxa"/>
+            </w:tcMar>
+            <w:vAlign w:val="center"/>
+          </w:tcPr>
+          <w:p>
+            <w:pPr>
+              <w:spacing w:after="20"/>
+            </w:pPr>
+            <w:r/>
+            <w:r>
+              <w:rPr>
+                <w:rFonts w:ascii="Khmer OS Siemreap" w:hAnsi="Khmer OS Siemreap" w:cs="Khmer OS Siemreap"/>
+                <w:b w:val="0"/>
+                <w:i w:val="0"/>
+                <w:color w:val="0B1F2E"/>
+                <w:sz w:val="19"/>
+              </w:rPr>
+              <w:t>TIMESTAMPTZ</w:t>
+            </w:r>
+          </w:p>
+        </w:tc>
+        <w:tc>
+          <w:tcPr>
+            <w:tcW w:type="dxa" w:w="4608"/>
+            <w:shd w:val="clear" w:fill="F4F8FA"/>
+            <w:tcMar>
+              <w:top w:w="80" w:type="dxa"/>
+              <w:start w:w="120" w:type="dxa"/>
+              <w:bottom w:w="80" w:type="dxa"/>
+              <w:end w:w="120" w:type="dxa"/>
+            </w:tcMar>
+            <w:vAlign w:val="center"/>
+          </w:tcPr>
+          <w:p>
+            <w:pPr>
+              <w:spacing w:after="20"/>
+            </w:pPr>
+            <w:r/>
+            <w:r>
+              <w:rPr>
+                <w:rFonts w:ascii="Khmer OS Siemreap" w:hAnsi="Khmer OS Siemreap" w:cs="Khmer OS Siemreap"/>
+                <w:b w:val="0"/>
+                <w:i w:val="0"/>
+                <w:color w:val="0B1F2E"/>
+                <w:sz w:val="19"/>
+              </w:rPr>
+              <w:t>កាលបរិច្ឆេទបង្កើត</w:t>
+            </w:r>
+          </w:p>
+        </w:tc>
+      </w:tr>
+      <w:tr>
+        <w:tc>
+          <w:tcPr>
+            <w:tcW w:type="dxa" w:w="2592"/>
+            <w:tcMar>
+              <w:top w:w="80" w:type="dxa"/>
+              <w:start w:w="120" w:type="dxa"/>
+              <w:bottom w:w="80" w:type="dxa"/>
+              <w:end w:w="120" w:type="dxa"/>
+            </w:tcMar>
+            <w:vAlign w:val="center"/>
+          </w:tcPr>
+          <w:p>
+            <w:pPr>
+              <w:spacing w:after="20"/>
+            </w:pPr>
+            <w:r/>
+            <w:r>
+              <w:rPr>
+                <w:rFonts w:ascii="Khmer OS Siemreap" w:hAnsi="Khmer OS Siemreap" w:cs="Khmer OS Siemreap"/>
+                <w:b w:val="0"/>
+                <w:i w:val="0"/>
+                <w:color w:val="0B1F2E"/>
+                <w:sz w:val="19"/>
+              </w:rPr>
+              <w:t>paid_at</w:t>
+            </w:r>
+          </w:p>
+        </w:tc>
+        <w:tc>
+          <w:tcPr>
+            <w:tcW w:type="dxa" w:w="2016"/>
+            <w:tcMar>
+              <w:top w:w="80" w:type="dxa"/>
+              <w:start w:w="120" w:type="dxa"/>
+              <w:bottom w:w="80" w:type="dxa"/>
+              <w:end w:w="120" w:type="dxa"/>
+            </w:tcMar>
+            <w:vAlign w:val="center"/>
+          </w:tcPr>
+          <w:p>
+            <w:pPr>
+              <w:spacing w:after="20"/>
+            </w:pPr>
+            <w:r/>
+            <w:r>
+              <w:rPr>
+                <w:rFonts w:ascii="Khmer OS Siemreap" w:hAnsi="Khmer OS Siemreap" w:cs="Khmer OS Siemreap"/>
+                <w:b w:val="0"/>
+                <w:i w:val="0"/>
+                <w:color w:val="0B1F2E"/>
+                <w:sz w:val="19"/>
+              </w:rPr>
+              <w:t>TIMESTAMPTZ</w:t>
+            </w:r>
+          </w:p>
+        </w:tc>
+        <w:tc>
+          <w:tcPr>
+            <w:tcW w:type="dxa" w:w="4608"/>
+            <w:tcMar>
+              <w:top w:w="80" w:type="dxa"/>
+              <w:start w:w="120" w:type="dxa"/>
+              <w:bottom w:w="80" w:type="dxa"/>
+              <w:end w:w="120" w:type="dxa"/>
+            </w:tcMar>
+            <w:vAlign w:val="center"/>
+          </w:tcPr>
+          <w:p>
+            <w:pPr>
+              <w:spacing w:after="20"/>
+            </w:pPr>
+            <w:r/>
+            <w:r>
+              <w:rPr>
+                <w:rFonts w:ascii="Khmer OS Siemreap" w:hAnsi="Khmer OS Siemreap" w:cs="Khmer OS Siemreap"/>
+                <w:b w:val="0"/>
+                <w:i w:val="0"/>
+                <w:color w:val="0B1F2E"/>
+                <w:sz w:val="19"/>
+              </w:rPr>
+              <w:t>ពេលវេលាអនុម័ត</w:t>
+            </w:r>
+          </w:p>
+        </w:tc>
+      </w:tr>
+    </w:tbl>
+    <w:p>
+      <w:pPr>
+        <w:spacing w:after="40"/>
+      </w:pPr>
+    </w:p>
     <w:sectPr>
       <w:headerReference w:type="default" r:id="rId9"/>
       <w:footerReference w:type="default" r:id="rId10"/>

--- a/DOC/KH/NF-DOC-008_API និងមូលដ្ឋានទិន្នន័យ_KH.docx
+++ b/DOC/KH/NF-DOC-008_API និងមូលដ្ឋានទិន្នន័យ_KH.docx
@@ -3724,6 +3724,18 @@
         <w:t>៧. Endpoint PayWay</w:t>
       </w:r>
     </w:p>
+    <w:p>
+      <w:r>
+        <w:rPr>
+          <w:rFonts w:ascii="Khmer OS Siemreap" w:hAnsi="Khmer OS Siemreap" w:cs="Khmer OS Siemreap"/>
+          <w:b w:val="0"/>
+          <w:i w:val="0"/>
+          <w:color w:val="0B1F2E"/>
+          <w:sz w:val="21"/>
+        </w:rPr>
+        <w:t>NexusFinance ប្រើ ABA PayWay Purchase API ជាមួយ hosted checkout។ Frontend ហៅ /api/payway/purchase រួចបញ្ជូន fields ដែលបានត្រឡប់ជា form ទៅកាន់ URL checkout របស់ ABA។ Endpoints return / cancel គ្រប់គ្រងការបញ្ជូនបន្តក្រោយការទូទាត់។</w:t>
+      </w:r>
+    </w:p>
     <w:tbl>
       <w:tblPr>
         <w:tblStyle w:val="TableGrid"/>
@@ -3798,7 +3810,7 @@
         </w:tc>
         <w:tc>
           <w:tcPr>
-            <w:tcW w:type="dxa" w:w="4896"/>
+            <w:tcW w:type="dxa" w:w="5616"/>
             <w:shd w:val="clear" w:fill="0B1F2E"/>
             <w:tcMar>
               <w:top w:w="80" w:type="dxa"/>
@@ -3851,7 +3863,7 @@
                 <w:color w:val="0B1F2E"/>
                 <w:sz w:val="19"/>
               </w:rPr>
-              <w:t>/api/payway/generate-qr</w:t>
+              <w:t>/api/payway/purchase</w:t>
             </w:r>
           </w:p>
         </w:tc>
@@ -3885,7 +3897,7 @@
         </w:tc>
         <w:tc>
           <w:tcPr>
-            <w:tcW w:type="dxa" w:w="4896"/>
+            <w:tcW w:type="dxa" w:w="5616"/>
             <w:tcMar>
               <w:top w:w="80" w:type="dxa"/>
               <w:start w:w="120" w:type="dxa"/>
@@ -3907,7 +3919,182 @@
                 <w:color w:val="0B1F2E"/>
                 <w:sz w:val="19"/>
               </w:rPr>
-              <w:t>បង្កើតការទូទាត់ PayWay និងរក្សាទុកកំណត់ត្រា PENDING</w:t>
+              <w:t>បង្កើតការទូទាត់ hosted checkout (view_type=hosted_view) និងរក្សាទុកកំណត់ត្រា PENDING</w:t>
+            </w:r>
+          </w:p>
+        </w:tc>
+      </w:tr>
+      <w:tr>
+        <w:tc>
+          <w:tcPr>
+            <w:tcW w:type="dxa" w:w="2880"/>
+            <w:shd w:val="clear" w:fill="F4F8FA"/>
+            <w:tcMar>
+              <w:top w:w="80" w:type="dxa"/>
+              <w:start w:w="120" w:type="dxa"/>
+              <w:bottom w:w="80" w:type="dxa"/>
+              <w:end w:w="120" w:type="dxa"/>
+            </w:tcMar>
+            <w:vAlign w:val="center"/>
+          </w:tcPr>
+          <w:p>
+            <w:pPr>
+              <w:spacing w:after="20"/>
+            </w:pPr>
+            <w:r/>
+            <w:r>
+              <w:rPr>
+                <w:rFonts w:ascii="Khmer OS Siemreap" w:hAnsi="Khmer OS Siemreap" w:cs="Khmer OS Siemreap"/>
+                <w:b w:val="0"/>
+                <w:i w:val="0"/>
+                <w:color w:val="0B1F2E"/>
+                <w:sz w:val="19"/>
+              </w:rPr>
+              <w:t>/api/payway/return</w:t>
+            </w:r>
+          </w:p>
+        </w:tc>
+        <w:tc>
+          <w:tcPr>
+            <w:tcW w:type="dxa" w:w="1440"/>
+            <w:shd w:val="clear" w:fill="F4F8FA"/>
+            <w:tcMar>
+              <w:top w:w="80" w:type="dxa"/>
+              <w:start w:w="120" w:type="dxa"/>
+              <w:bottom w:w="80" w:type="dxa"/>
+              <w:end w:w="120" w:type="dxa"/>
+            </w:tcMar>
+            <w:vAlign w:val="center"/>
+          </w:tcPr>
+          <w:p>
+            <w:pPr>
+              <w:spacing w:after="20"/>
+            </w:pPr>
+            <w:r/>
+            <w:r>
+              <w:rPr>
+                <w:rFonts w:ascii="Khmer OS Siemreap" w:hAnsi="Khmer OS Siemreap" w:cs="Khmer OS Siemreap"/>
+                <w:b w:val="0"/>
+                <w:i w:val="0"/>
+                <w:color w:val="0B1F2E"/>
+                <w:sz w:val="19"/>
+              </w:rPr>
+              <w:t>GET</w:t>
+            </w:r>
+          </w:p>
+        </w:tc>
+        <w:tc>
+          <w:tcPr>
+            <w:tcW w:type="dxa" w:w="5616"/>
+            <w:shd w:val="clear" w:fill="F4F8FA"/>
+            <w:tcMar>
+              <w:top w:w="80" w:type="dxa"/>
+              <w:start w:w="120" w:type="dxa"/>
+              <w:bottom w:w="80" w:type="dxa"/>
+              <w:end w:w="120" w:type="dxa"/>
+            </w:tcMar>
+            <w:vAlign w:val="center"/>
+          </w:tcPr>
+          <w:p>
+            <w:pPr>
+              <w:spacing w:after="20"/>
+            </w:pPr>
+            <w:r/>
+            <w:r>
+              <w:rPr>
+                <w:rFonts w:ascii="Khmer OS Siemreap" w:hAnsi="Khmer OS Siemreap" w:cs="Khmer OS Siemreap"/>
+                <w:b w:val="0"/>
+                <w:i w:val="0"/>
+                <w:color w:val="0B1F2E"/>
+                <w:sz w:val="19"/>
+              </w:rPr>
+              <w:t>ABA success redirect; ផ្ទៀងផ្ទាត់ស្ថានភាព រក្សាទុកការទូទាត់ដែលបានអនុម័ត បញ្ជូនទៅ /payment/success</w:t>
+            </w:r>
+          </w:p>
+        </w:tc>
+      </w:tr>
+      <w:tr>
+        <w:tc>
+          <w:tcPr>
+            <w:tcW w:type="dxa" w:w="2880"/>
+            <w:tcMar>
+              <w:top w:w="80" w:type="dxa"/>
+              <w:start w:w="120" w:type="dxa"/>
+              <w:bottom w:w="80" w:type="dxa"/>
+              <w:end w:w="120" w:type="dxa"/>
+            </w:tcMar>
+            <w:vAlign w:val="center"/>
+          </w:tcPr>
+          <w:p>
+            <w:pPr>
+              <w:spacing w:after="20"/>
+            </w:pPr>
+            <w:r/>
+            <w:r>
+              <w:rPr>
+                <w:rFonts w:ascii="Khmer OS Siemreap" w:hAnsi="Khmer OS Siemreap" w:cs="Khmer OS Siemreap"/>
+                <w:b w:val="0"/>
+                <w:i w:val="0"/>
+                <w:color w:val="0B1F2E"/>
+                <w:sz w:val="19"/>
+              </w:rPr>
+              <w:t>/api/payway/cancel</w:t>
+            </w:r>
+          </w:p>
+        </w:tc>
+        <w:tc>
+          <w:tcPr>
+            <w:tcW w:type="dxa" w:w="1440"/>
+            <w:tcMar>
+              <w:top w:w="80" w:type="dxa"/>
+              <w:start w:w="120" w:type="dxa"/>
+              <w:bottom w:w="80" w:type="dxa"/>
+              <w:end w:w="120" w:type="dxa"/>
+            </w:tcMar>
+            <w:vAlign w:val="center"/>
+          </w:tcPr>
+          <w:p>
+            <w:pPr>
+              <w:spacing w:after="20"/>
+            </w:pPr>
+            <w:r/>
+            <w:r>
+              <w:rPr>
+                <w:rFonts w:ascii="Khmer OS Siemreap" w:hAnsi="Khmer OS Siemreap" w:cs="Khmer OS Siemreap"/>
+                <w:b w:val="0"/>
+                <w:i w:val="0"/>
+                <w:color w:val="0B1F2E"/>
+                <w:sz w:val="19"/>
+              </w:rPr>
+              <w:t>GET</w:t>
+            </w:r>
+          </w:p>
+        </w:tc>
+        <w:tc>
+          <w:tcPr>
+            <w:tcW w:type="dxa" w:w="5616"/>
+            <w:tcMar>
+              <w:top w:w="80" w:type="dxa"/>
+              <w:start w:w="120" w:type="dxa"/>
+              <w:bottom w:w="80" w:type="dxa"/>
+              <w:end w:w="120" w:type="dxa"/>
+            </w:tcMar>
+            <w:vAlign w:val="center"/>
+          </w:tcPr>
+          <w:p>
+            <w:pPr>
+              <w:spacing w:after="20"/>
+            </w:pPr>
+            <w:r/>
+            <w:r>
+              <w:rPr>
+                <w:rFonts w:ascii="Khmer OS Siemreap" w:hAnsi="Khmer OS Siemreap" w:cs="Khmer OS Siemreap"/>
+                <w:b w:val="0"/>
+                <w:i w:val="0"/>
+                <w:color w:val="0B1F2E"/>
+                <w:sz w:val="19"/>
+              </w:rPr>
+              <w:t>ABA cancel redirect; បញ្ជូនទៅ /payment/cancel</w:t>
             </w:r>
           </w:p>
         </w:tc>
@@ -3973,7 +4160,7 @@
         </w:tc>
         <w:tc>
           <w:tcPr>
-            <w:tcW w:type="dxa" w:w="4896"/>
+            <w:tcW w:type="dxa" w:w="5616"/>
             <w:shd w:val="clear" w:fill="F4F8FA"/>
             <w:tcMar>
               <w:top w:w="80" w:type="dxa"/>
@@ -4060,7 +4247,7 @@
         </w:tc>
         <w:tc>
           <w:tcPr>
-            <w:tcW w:type="dxa" w:w="4896"/>
+            <w:tcW w:type="dxa" w:w="5616"/>
             <w:tcMar>
               <w:top w:w="80" w:type="dxa"/>
               <w:start w:w="120" w:type="dxa"/>
@@ -4148,7 +4335,7 @@
         </w:tc>
         <w:tc>
           <w:tcPr>
-            <w:tcW w:type="dxa" w:w="4896"/>
+            <w:tcW w:type="dxa" w:w="5616"/>
             <w:shd w:val="clear" w:fill="F4F8FA"/>
             <w:tcMar>
               <w:top w:w="80" w:type="dxa"/>
@@ -4235,7 +4422,7 @@
         </w:tc>
         <w:tc>
           <w:tcPr>
-            <w:tcW w:type="dxa" w:w="4896"/>
+            <w:tcW w:type="dxa" w:w="5616"/>
             <w:tcMar>
               <w:top w:w="80" w:type="dxa"/>
               <w:start w:w="120" w:type="dxa"/>
@@ -4262,6 +4449,95 @@
           </w:p>
         </w:tc>
       </w:tr>
+      <w:tr>
+        <w:tc>
+          <w:tcPr>
+            <w:tcW w:type="dxa" w:w="2880"/>
+            <w:shd w:val="clear" w:fill="F4F8FA"/>
+            <w:tcMar>
+              <w:top w:w="80" w:type="dxa"/>
+              <w:start w:w="120" w:type="dxa"/>
+              <w:bottom w:w="80" w:type="dxa"/>
+              <w:end w:w="120" w:type="dxa"/>
+            </w:tcMar>
+            <w:vAlign w:val="center"/>
+          </w:tcPr>
+          <w:p>
+            <w:pPr>
+              <w:spacing w:after="20"/>
+            </w:pPr>
+            <w:r/>
+            <w:r>
+              <w:rPr>
+                <w:rFonts w:ascii="Khmer OS Siemreap" w:hAnsi="Khmer OS Siemreap" w:cs="Khmer OS Siemreap"/>
+                <w:b w:val="0"/>
+                <w:i w:val="0"/>
+                <w:color w:val="0B1F2E"/>
+                <w:sz w:val="19"/>
+              </w:rPr>
+              <w:t>/api/payway/generate-qr</w:t>
+            </w:r>
+          </w:p>
+        </w:tc>
+        <w:tc>
+          <w:tcPr>
+            <w:tcW w:type="dxa" w:w="1440"/>
+            <w:shd w:val="clear" w:fill="F4F8FA"/>
+            <w:tcMar>
+              <w:top w:w="80" w:type="dxa"/>
+              <w:start w:w="120" w:type="dxa"/>
+              <w:bottom w:w="80" w:type="dxa"/>
+              <w:end w:w="120" w:type="dxa"/>
+            </w:tcMar>
+            <w:vAlign w:val="center"/>
+          </w:tcPr>
+          <w:p>
+            <w:pPr>
+              <w:spacing w:after="20"/>
+            </w:pPr>
+            <w:r/>
+            <w:r>
+              <w:rPr>
+                <w:rFonts w:ascii="Khmer OS Siemreap" w:hAnsi="Khmer OS Siemreap" w:cs="Khmer OS Siemreap"/>
+                <w:b w:val="0"/>
+                <w:i w:val="0"/>
+                <w:color w:val="0B1F2E"/>
+                <w:sz w:val="19"/>
+              </w:rPr>
+              <w:t>POST</w:t>
+            </w:r>
+          </w:p>
+        </w:tc>
+        <w:tc>
+          <w:tcPr>
+            <w:tcW w:type="dxa" w:w="5616"/>
+            <w:shd w:val="clear" w:fill="F4F8FA"/>
+            <w:tcMar>
+              <w:top w:w="80" w:type="dxa"/>
+              <w:start w:w="120" w:type="dxa"/>
+              <w:bottom w:w="80" w:type="dxa"/>
+              <w:end w:w="120" w:type="dxa"/>
+            </w:tcMar>
+            <w:vAlign w:val="center"/>
+          </w:tcPr>
+          <w:p>
+            <w:pPr>
+              <w:spacing w:after="20"/>
+            </w:pPr>
+            <w:r/>
+            <w:r>
+              <w:rPr>
+                <w:rFonts w:ascii="Khmer OS Siemreap" w:hAnsi="Khmer OS Siemreap" w:cs="Khmer OS Siemreap"/>
+                <w:b w:val="0"/>
+                <w:i w:val="0"/>
+                <w:color w:val="0B1F2E"/>
+                <w:sz w:val="19"/>
+              </w:rPr>
+              <w:t>Legacy endpoint; ឥឡូវបញ្ជូនទៅ Purchase API</w:t>
+            </w:r>
+          </w:p>
+        </w:tc>
+      </w:tr>
     </w:tbl>
     <w:p>
       <w:pPr>
@@ -4278,6 +4554,18 @@
           <w:sz w:val="21"/>
         </w:rPr>
         <w:t>ការទូទាត់ PayWay ដែលត្រូវបានអនុម័តត្រូវបានសរសេរទៅ nexus_payway_transactions បង្កើតធាតុ Repayment ក្នុង nexus_transactions ព្រមទាំងការជូនដំណឹងក្នុងកម្មវិធី និង Telegram។</w:t>
+      </w:r>
+    </w:p>
+    <w:p>
+      <w:r>
+        <w:rPr>
+          <w:rFonts w:ascii="Khmer OS Siemreap" w:hAnsi="Khmer OS Siemreap" w:cs="Khmer OS Siemreap"/>
+          <w:b w:val="0"/>
+          <w:i w:val="0"/>
+          <w:color w:val="0B1F2E"/>
+          <w:sz w:val="21"/>
+        </w:rPr>
+        <w:t>សំណើ purchase ចុះហត្ថលេខាជាមួយ HMAC-SHA512 តាមលំដាប់ 24-field ថេរ (req_time, merchant_id, tran_id, amount, items, shipping, firstname, lastname, email, phone, type, payment_option, return_url, cancel_url, continue_success_url, return_deeplink, currency, custom_fields, return_params, payout, lifetime, additional_params, google_pay_token, skip_success_page)។ view_type និង payment_gate ផ្ញើដោយគ្មាន signature។ Webhook callback ផ្ទៀងផ្ទាត់តាមលំដាប់ដូចគ្នា តាម header x-payway-hmac-sha512។</w:t>
       </w:r>
     </w:p>
     <w:p>
